--- a/docs/timetable_system_manual.docx
+++ b/docs/timetable_system_manual.docx
@@ -2,162 +2,77 @@
 <file path=word/document.xml><?xml version="1.0" encoding="utf-8"?>
 <w:document xmlns:wpc="http://schemas.microsoft.com/office/word/2010/wordprocessingCanvas" xmlns:mo="http://schemas.microsoft.com/office/mac/office/2008/main" xmlns:mc="http://schemas.openxmlformats.org/markup-compatibility/2006" xmlns:mv="urn:schemas-microsoft-com:mac:vml" xmlns:o="urn:schemas-microsoft-com:office:office" xmlns:r="http://schemas.openxmlformats.org/officeDocument/2006/relationships" xmlns:m="http://schemas.openxmlformats.org/officeDocument/2006/math" xmlns:v="urn:schemas-microsoft-com:vml" xmlns:wp14="http://schemas.microsoft.com/office/word/2010/wordprocessingDrawing" xmlns:wp="http://schemas.openxmlformats.org/drawingml/2006/wordprocessingDrawing" xmlns:w10="urn:schemas-microsoft-com:office:word" xmlns:w="http://schemas.openxmlformats.org/wordprocessingml/2006/main" xmlns:w14="http://schemas.microsoft.com/office/word/2010/wordml" xmlns:wpg="http://schemas.microsoft.com/office/word/2010/wordprocessingGroup" xmlns:wpi="http://schemas.microsoft.com/office/word/2010/wordprocessingInk" xmlns:wne="http://schemas.microsoft.com/office/word/2006/wordml" xmlns:wps="http://schemas.microsoft.com/office/word/2010/wordprocessingShape" mc:Ignorable="w14 wp14">
   <w:body>
-    <w:tbl>
-      <w:tblPr>
-        <w:tblStyle w:val="TableGrid"/>
-        <w:tblW w:type="auto" w:w="0"/>
-        <w:tblLook w:firstColumn="1" w:firstRow="1" w:lastColumn="0" w:lastRow="0" w:noHBand="0" w:noVBand="1" w:val="04A0"/>
-      </w:tblPr>
-      <w:tblGrid>
-        <w:gridCol w:w="9072"/>
-      </w:tblGrid>
-      <w:tr>
-        <w:tc>
-          <w:tcPr>
-            <w:tcW w:type="dxa" w:w="9072"/>
-            <w:shd w:val="clear" w:color="auto" w:fill="C89F2E"/>
-          </w:tcPr>
-          <w:p>
-            <w:pPr>
-              <w:spacing w:before="80" w:after="80"/>
-            </w:pPr>
-          </w:p>
-        </w:tc>
-      </w:tr>
-    </w:tbl>
-    <w:p/>
-    <w:p/>
-    <w:tbl>
-      <w:tblPr>
-        <w:tblStyle w:val="TableGrid"/>
-        <w:tblW w:type="auto" w:w="0"/>
-        <w:tblLook w:firstColumn="1" w:firstRow="1" w:lastColumn="0" w:lastRow="0" w:noHBand="0" w:noVBand="1" w:val="04A0"/>
-      </w:tblPr>
-      <w:tblGrid>
-        <w:gridCol w:w="9072"/>
-      </w:tblGrid>
-      <w:tr>
-        <w:tc>
-          <w:tcPr>
-            <w:tcW w:type="dxa" w:w="9072"/>
-            <w:shd w:val="clear" w:color="auto" w:fill="1A2F4E"/>
-            <w:tcBorders>
-              <w:top w:val="single" w:sz="12" w:space="0" w:color="C89F2E"/>
-              <w:bottom w:val="single" w:sz="12" w:space="0" w:color="C89F2E"/>
-              <w:left w:val="single" w:sz="12" w:space="0" w:color="C89F2E"/>
-              <w:right w:val="single" w:sz="12" w:space="0" w:color="C89F2E"/>
-            </w:tcBorders>
-          </w:tcPr>
-          <w:p>
-            <w:pPr>
-              <w:spacing w:before="400" w:after="160"/>
-              <w:jc w:val="center"/>
-            </w:pPr>
-            <w:r>
-              <w:rPr>
-                <w:sz w:val="80"/>
-              </w:rPr>
-              <w:t>⚔️</w:t>
-            </w:r>
-          </w:p>
-          <w:p>
-            <w:pPr>
-              <w:spacing w:before="80" w:after="80"/>
-              <w:jc w:val="center"/>
-            </w:pPr>
-            <w:r>
-              <w:rPr>
-                <w:rFonts w:ascii="TH Sarabun New" w:hAnsi="TH Sarabun New" w:eastAsia="TH Sarabun New"/>
-                <w:b/>
-                <w:color w:val="FFFFFF"/>
-                <w:sz w:val="56"/>
-              </w:rPr>
-              <w:t>ระบบตารางสอนประจำสัปดาห์</w:t>
-            </w:r>
-          </w:p>
-          <w:p>
-            <w:pPr>
-              <w:spacing w:before="40" w:after="80"/>
-              <w:jc w:val="center"/>
-            </w:pPr>
-            <w:r>
-              <w:rPr>
-                <w:rFonts w:ascii="TH Sarabun New" w:hAnsi="TH Sarabun New" w:eastAsia="TH Sarabun New"/>
-                <w:b/>
-                <w:color w:val="C89F2E"/>
-                <w:sz w:val="32"/>
-              </w:rPr>
-              <w:t>Weekly Timetable Management System</w:t>
-            </w:r>
-          </w:p>
-          <w:p>
-            <w:pPr>
-              <w:spacing w:before="80" w:after="120"/>
-              <w:jc w:val="center"/>
-            </w:pPr>
-            <w:r>
-              <w:rPr>
-                <w:rFonts w:ascii="TH Sarabun New" w:hAnsi="TH Sarabun New" w:eastAsia="TH Sarabun New"/>
-                <w:color w:val="D0D8E4"/>
-                <w:sz w:val="30"/>
-              </w:rPr>
-              <w:t>โรงเรียนทหารขนส่ง  กรมการขนส่งทหารบก</w:t>
-            </w:r>
-          </w:p>
-          <w:p>
-            <w:pPr>
-              <w:spacing w:before="80" w:after="160"/>
-              <w:jc w:val="center"/>
-            </w:pPr>
-            <w:r>
-              <w:rPr>
-                <w:color w:val="C89F2E"/>
-                <w:sz w:val="20"/>
-              </w:rPr>
-              <w:t>────────────────────────────────────────</w:t>
-            </w:r>
-          </w:p>
-          <w:p>
-            <w:pPr>
-              <w:spacing w:before="40" w:after="400"/>
-              <w:jc w:val="center"/>
-            </w:pPr>
-            <w:r>
-              <w:rPr>
-                <w:rFonts w:ascii="TH Sarabun New" w:hAnsi="TH Sarabun New" w:eastAsia="TH Sarabun New"/>
-                <w:color w:val="D0D8E4"/>
-                <w:sz w:val="26"/>
-              </w:rPr>
-              <w:t>🌐  Web Application</w:t>
-            </w:r>
-            <w:r>
-              <w:rPr>
-                <w:rFonts w:ascii="TH Sarabun New" w:hAnsi="TH Sarabun New" w:eastAsia="TH Sarabun New"/>
-                <w:color w:val="D0D8E4"/>
-                <w:sz w:val="26"/>
-              </w:rPr>
-              <w:t xml:space="preserve">   ☁️  Cloud Database</w:t>
-            </w:r>
-            <w:r>
-              <w:rPr>
-                <w:rFonts w:ascii="TH Sarabun New" w:hAnsi="TH Sarabun New" w:eastAsia="TH Sarabun New"/>
-                <w:color w:val="D0D8E4"/>
-                <w:sz w:val="26"/>
-              </w:rPr>
-              <w:t xml:space="preserve">   📡  Real-Time Sync</w:t>
-            </w:r>
-          </w:p>
-        </w:tc>
-      </w:tr>
-    </w:tbl>
-    <w:p/>
-    <w:p/>
+    <w:p>
+      <w:pPr>
+        <w:spacing w:before="800" w:after="200"/>
+        <w:jc w:val="center"/>
+      </w:pPr>
+      <w:r>
+        <w:rPr>
+          <w:rFonts w:ascii="TH Sarabun New" w:hAnsi="TH Sarabun New" w:eastAsia="TH Sarabun New"/>
+          <w:b/>
+          <w:color w:val="000000"/>
+          <w:sz w:val="40"/>
+        </w:rPr>
+        <w:t>ระบบตารางสอนประจำสัปดาห์</w:t>
+      </w:r>
+    </w:p>
+    <w:p>
+      <w:pPr>
+        <w:spacing w:before="0" w:after="200"/>
+        <w:jc w:val="center"/>
+      </w:pPr>
+      <w:r>
+        <w:rPr>
+          <w:rFonts w:ascii="TH Sarabun New" w:hAnsi="TH Sarabun New" w:eastAsia="TH Sarabun New"/>
+          <w:color w:val="000000"/>
+          <w:sz w:val="30"/>
+        </w:rPr>
+        <w:t>Weekly Timetable Management System</w:t>
+      </w:r>
+    </w:p>
+    <w:p>
+      <w:pPr>
+        <w:spacing w:before="0" w:after="300"/>
+        <w:jc w:val="center"/>
+      </w:pPr>
+      <w:r>
+        <w:rPr>
+          <w:rFonts w:ascii="TH Sarabun New" w:hAnsi="TH Sarabun New" w:eastAsia="TH Sarabun New"/>
+          <w:color w:val="000000"/>
+          <w:sz w:val="30"/>
+        </w:rPr>
+        <w:t>โรงเรียนทหารขนส่ง กรมการขนส่งทหารบก</w:t>
+      </w:r>
+    </w:p>
+    <w:p>
+      <w:pPr>
+        <w:spacing w:before="0" w:after="800"/>
+        <w:jc w:val="center"/>
+      </w:pPr>
+      <w:r>
+        <w:rPr>
+          <w:rFonts w:ascii="TH Sarabun New" w:hAnsi="TH Sarabun New" w:eastAsia="TH Sarabun New"/>
+          <w:color w:val="000000"/>
+          <w:sz w:val="24"/>
+        </w:rPr>
+        <w:t>🌐 Web Application  |  ☁️ Cloud Database  |  📡 Real-Time Sync</w:t>
+      </w:r>
+    </w:p>
     <w:tbl>
       <w:tblPr>
         <w:tblStyle w:val="TableGrid"/>
         <w:tblW w:type="auto" w:w="0"/>
         <w:jc w:val="center"/>
         <w:tblLook w:firstColumn="1" w:firstRow="1" w:lastColumn="0" w:lastRow="0" w:noHBand="0" w:noVBand="1" w:val="04A0"/>
+        <w:tblBorders>
+          <w:top w:val="single" w:sz="4" w:space="0" w:color="000000"/>
+          <w:left w:val="single" w:sz="4" w:space="0" w:color="000000"/>
+          <w:bottom w:val="single" w:sz="4" w:space="0" w:color="000000"/>
+          <w:right w:val="single" w:sz="4" w:space="0" w:color="000000"/>
+          <w:insideH w:val="single" w:sz="4" w:space="0" w:color="000000"/>
+          <w:insideV w:val="single" w:sz="4" w:space="0" w:color="000000"/>
+        </w:tblBorders>
       </w:tblPr>
       <w:tblGrid>
         <w:gridCol w:w="3024"/>
@@ -168,7 +83,6 @@
         <w:tc>
           <w:tcPr>
             <w:tcW w:type="dxa" w:w="3024"/>
-            <w:shd w:val="clear" w:color="auto" w:fill="D0E4F8"/>
           </w:tcPr>
           <w:p>
             <w:pPr>
@@ -179,7 +93,7 @@
               <w:rPr>
                 <w:rFonts w:ascii="TH Sarabun New" w:hAnsi="TH Sarabun New" w:eastAsia="TH Sarabun New"/>
                 <w:b/>
-                <w:color w:val="1A2F4E"/>
+                <w:color w:val="000000"/>
                 <w:sz w:val="22"/>
               </w:rPr>
               <w:t>URL</w:t>
@@ -203,7 +117,6 @@
         <w:tc>
           <w:tcPr>
             <w:tcW w:type="dxa" w:w="3024"/>
-            <w:shd w:val="clear" w:color="auto" w:fill="D4EDDA"/>
           </w:tcPr>
           <w:p>
             <w:pPr>
@@ -214,7 +127,7 @@
               <w:rPr>
                 <w:rFonts w:ascii="TH Sarabun New" w:hAnsi="TH Sarabun New" w:eastAsia="TH Sarabun New"/>
                 <w:b/>
-                <w:color w:val="1A2F4E"/>
+                <w:color w:val="000000"/>
                 <w:sz w:val="22"/>
               </w:rPr>
               <w:t>ฐานข้อมูล</w:t>
@@ -238,7 +151,6 @@
         <w:tc>
           <w:tcPr>
             <w:tcW w:type="dxa" w:w="3024"/>
-            <w:shd w:val="clear" w:color="auto" w:fill="FFF0CC"/>
           </w:tcPr>
           <w:p>
             <w:pPr>
@@ -249,7 +161,7 @@
               <w:rPr>
                 <w:rFonts w:ascii="TH Sarabun New" w:hAnsi="TH Sarabun New" w:eastAsia="TH Sarabun New"/>
                 <w:b/>
-                <w:color w:val="1A2F4E"/>
+                <w:color w:val="000000"/>
                 <w:sz w:val="22"/>
               </w:rPr>
               <w:t>Hosting</w:t>
@@ -277,59 +189,38 @@
         <w:br w:type="page"/>
       </w:r>
     </w:p>
-    <w:tbl>
-      <w:tblPr>
-        <w:tblStyle w:val="TableGrid"/>
-        <w:tblW w:type="auto" w:w="0"/>
-        <w:jc w:val="center"/>
-        <w:tblLook w:firstColumn="1" w:firstRow="1" w:lastColumn="0" w:lastRow="0" w:noHBand="0" w:noVBand="1" w:val="04A0"/>
-      </w:tblPr>
-      <w:tblGrid>
-        <w:gridCol w:w="9072"/>
-      </w:tblGrid>
-      <w:tr>
-        <w:tc>
-          <w:tcPr>
-            <w:tcW w:type="dxa" w:w="9072"/>
-            <w:shd w:val="clear" w:color="auto" w:fill="1A2F4E"/>
-            <w:tcBorders>
-              <w:top w:val="single" w:sz="6" w:space="0" w:color="C89F2E"/>
-              <w:bottom w:val="single" w:sz="6" w:space="0" w:color="C89F2E"/>
-            </w:tcBorders>
-          </w:tcPr>
-          <w:p>
-            <w:pPr>
-              <w:spacing w:before="120" w:after="120"/>
-              <w:jc w:val="center"/>
-            </w:pPr>
-            <w:r>
-              <w:rPr>
-                <w:rFonts w:ascii="TH Sarabun New" w:hAnsi="TH Sarabun New" w:eastAsia="TH Sarabun New"/>
-                <w:b/>
-                <w:color w:val="FFFFFF"/>
-                <w:sz w:val="36"/>
-              </w:rPr>
-              <w:t>01  ภาพรวมโปรแกรม</w:t>
-            </w:r>
-          </w:p>
-          <w:p>
-            <w:pPr>
-              <w:spacing w:before="0" w:after="80"/>
-              <w:jc w:val="center"/>
-            </w:pPr>
-            <w:r>
-              <w:rPr>
-                <w:rFonts w:ascii="TH Sarabun New" w:hAnsi="TH Sarabun New" w:eastAsia="TH Sarabun New"/>
-                <w:color w:val="D0D8E4"/>
-                <w:sz w:val="26"/>
-              </w:rPr>
-              <w:t>Program Overview</w:t>
-            </w:r>
-          </w:p>
-        </w:tc>
-      </w:tr>
-    </w:tbl>
-    <w:p/>
+    <w:p>
+      <w:pPr>
+        <w:keepNext/>
+        <w:spacing w:before="280" w:after="80"/>
+        <w:jc w:val="left"/>
+      </w:pPr>
+      <w:r>
+        <w:rPr>
+          <w:rFonts w:ascii="TH Sarabun New" w:hAnsi="TH Sarabun New" w:eastAsia="TH Sarabun New"/>
+          <w:b/>
+          <w:color w:val="000000"/>
+          <w:sz w:val="32"/>
+        </w:rPr>
+        <w:t>01. ภาพรวมโปรแกรม</w:t>
+      </w:r>
+    </w:p>
+    <w:p>
+      <w:pPr>
+        <w:keepNext/>
+        <w:spacing w:before="0" w:after="120"/>
+        <w:jc w:val="left"/>
+      </w:pPr>
+      <w:r>
+        <w:rPr>
+          <w:rFonts w:ascii="TH Sarabun New" w:hAnsi="TH Sarabun New" w:eastAsia="TH Sarabun New"/>
+          <w:i/>
+          <w:color w:val="000000"/>
+          <w:sz w:val="26"/>
+        </w:rPr>
+        <w:t>(Program Overview)</w:t>
+      </w:r>
+    </w:p>
     <w:p>
       <w:pPr>
         <w:spacing w:before="0" w:after="200"/>
@@ -361,7 +252,6 @@
         <w:tc>
           <w:tcPr>
             <w:tcW w:type="dxa" w:w="4536"/>
-            <w:shd w:val="clear" w:color="auto" w:fill="D0E4F8"/>
           </w:tcPr>
           <w:p>
             <w:pPr>
@@ -384,7 +274,7 @@
               <w:rPr>
                 <w:rFonts w:ascii="TH Sarabun New" w:hAnsi="TH Sarabun New" w:eastAsia="TH Sarabun New"/>
                 <w:b/>
-                <w:color w:val="2D5A8E"/>
+                <w:color w:val="000000"/>
                 <w:sz w:val="26"/>
               </w:rPr>
               <w:t>ประเภทโปรแกรม</w:t>
@@ -410,7 +300,6 @@
         <w:tc>
           <w:tcPr>
             <w:tcW w:type="dxa" w:w="4536"/>
-            <w:shd w:val="clear" w:color="auto" w:fill="D4EDDA"/>
           </w:tcPr>
           <w:p>
             <w:pPr>
@@ -433,7 +322,7 @@
               <w:rPr>
                 <w:rFonts w:ascii="TH Sarabun New" w:hAnsi="TH Sarabun New" w:eastAsia="TH Sarabun New"/>
                 <w:b/>
-                <w:color w:val="1B6B2E"/>
+                <w:color w:val="000000"/>
                 <w:sz w:val="26"/>
               </w:rPr>
               <w:t>ฐานข้อมูล</w:t>
@@ -461,7 +350,6 @@
         <w:tc>
           <w:tcPr>
             <w:tcW w:type="dxa" w:w="4536"/>
-            <w:shd w:val="clear" w:color="auto" w:fill="FFF0CC"/>
           </w:tcPr>
           <w:p>
             <w:pPr>
@@ -484,7 +372,7 @@
               <w:rPr>
                 <w:rFonts w:ascii="TH Sarabun New" w:hAnsi="TH Sarabun New" w:eastAsia="TH Sarabun New"/>
                 <w:b/>
-                <w:color w:val="C46A00"/>
+                <w:color w:val="000000"/>
                 <w:sz w:val="26"/>
               </w:rPr>
               <w:t>การซิงค์ข้อมูล</w:t>
@@ -510,7 +398,6 @@
         <w:tc>
           <w:tcPr>
             <w:tcW w:type="dxa" w:w="4536"/>
-            <w:shd w:val="clear" w:color="auto" w:fill="F8D7D7"/>
           </w:tcPr>
           <w:p>
             <w:pPr>
@@ -533,7 +420,7 @@
               <w:rPr>
                 <w:rFonts w:ascii="TH Sarabun New" w:hAnsi="TH Sarabun New" w:eastAsia="TH Sarabun New"/>
                 <w:b/>
-                <w:color w:val="8B1A1A"/>
+                <w:color w:val="000000"/>
                 <w:sz w:val="26"/>
               </w:rPr>
               <w:t>ระบบสิทธิ์</w:t>
@@ -569,7 +456,7 @@
           <w:rFonts w:ascii="TH Sarabun New" w:hAnsi="TH Sarabun New" w:eastAsia="TH Sarabun New"/>
           <w:b/>
           <w:i w:val="0"/>
-          <w:color w:val="1A2F4E"/>
+          <w:color w:val="000000"/>
           <w:sz w:val="30"/>
         </w:rPr>
         <w:t>✦  คุณสมบัติหลักของระบบ</w:t>
@@ -591,7 +478,6 @@
         <w:tc>
           <w:tcPr>
             <w:tcW w:type="dxa" w:w="3024"/>
-            <w:shd w:val="clear" w:color="auto" w:fill="F4F6F9"/>
           </w:tcPr>
           <w:p>
             <w:pPr>
@@ -609,7 +495,6 @@
         <w:tc>
           <w:tcPr>
             <w:tcW w:type="dxa" w:w="3024"/>
-            <w:shd w:val="clear" w:color="auto" w:fill="F4F6F9"/>
           </w:tcPr>
           <w:p>
             <w:pPr>
@@ -619,7 +504,7 @@
               <w:rPr>
                 <w:rFonts w:ascii="TH Sarabun New" w:hAnsi="TH Sarabun New" w:eastAsia="TH Sarabun New"/>
                 <w:b/>
-                <w:color w:val="1A2F4E"/>
+                <w:color w:val="000000"/>
                 <w:sz w:val="26"/>
               </w:rPr>
               <w:t>จัดการหลักสูตรและตารางสอน</w:t>
@@ -629,7 +514,6 @@
         <w:tc>
           <w:tcPr>
             <w:tcW w:type="dxa" w:w="3024"/>
-            <w:shd w:val="clear" w:color="auto" w:fill="F4F6F9"/>
           </w:tcPr>
           <w:p>
             <w:pPr>
@@ -650,7 +534,6 @@
         <w:tc>
           <w:tcPr>
             <w:tcW w:type="dxa" w:w="3024"/>
-            <w:shd w:val="clear" w:color="auto" w:fill="FFFFFF"/>
           </w:tcPr>
           <w:p>
             <w:pPr>
@@ -668,7 +551,6 @@
         <w:tc>
           <w:tcPr>
             <w:tcW w:type="dxa" w:w="3024"/>
-            <w:shd w:val="clear" w:color="auto" w:fill="FFFFFF"/>
           </w:tcPr>
           <w:p>
             <w:pPr>
@@ -678,7 +560,7 @@
               <w:rPr>
                 <w:rFonts w:ascii="TH Sarabun New" w:hAnsi="TH Sarabun New" w:eastAsia="TH Sarabun New"/>
                 <w:b/>
-                <w:color w:val="1A2F4E"/>
+                <w:color w:val="000000"/>
                 <w:sz w:val="26"/>
               </w:rPr>
               <w:t>ซิงค์แบบ Real-Time</w:t>
@@ -688,7 +570,6 @@
         <w:tc>
           <w:tcPr>
             <w:tcW w:type="dxa" w:w="3024"/>
-            <w:shd w:val="clear" w:color="auto" w:fill="FFFFFF"/>
           </w:tcPr>
           <w:p>
             <w:pPr>
@@ -709,7 +590,6 @@
         <w:tc>
           <w:tcPr>
             <w:tcW w:type="dxa" w:w="3024"/>
-            <w:shd w:val="clear" w:color="auto" w:fill="F4F6F9"/>
           </w:tcPr>
           <w:p>
             <w:pPr>
@@ -727,7 +607,6 @@
         <w:tc>
           <w:tcPr>
             <w:tcW w:type="dxa" w:w="3024"/>
-            <w:shd w:val="clear" w:color="auto" w:fill="F4F6F9"/>
           </w:tcPr>
           <w:p>
             <w:pPr>
@@ -737,7 +616,7 @@
               <w:rPr>
                 <w:rFonts w:ascii="TH Sarabun New" w:hAnsi="TH Sarabun New" w:eastAsia="TH Sarabun New"/>
                 <w:b/>
-                <w:color w:val="1A2F4E"/>
+                <w:color w:val="000000"/>
                 <w:sz w:val="26"/>
               </w:rPr>
               <w:t>พิมพ์ตาราง A4</w:t>
@@ -747,7 +626,6 @@
         <w:tc>
           <w:tcPr>
             <w:tcW w:type="dxa" w:w="3024"/>
-            <w:shd w:val="clear" w:color="auto" w:fill="F4F6F9"/>
           </w:tcPr>
           <w:p>
             <w:pPr>
@@ -768,7 +646,6 @@
         <w:tc>
           <w:tcPr>
             <w:tcW w:type="dxa" w:w="3024"/>
-            <w:shd w:val="clear" w:color="auto" w:fill="FFFFFF"/>
           </w:tcPr>
           <w:p>
             <w:pPr>
@@ -786,7 +663,6 @@
         <w:tc>
           <w:tcPr>
             <w:tcW w:type="dxa" w:w="3024"/>
-            <w:shd w:val="clear" w:color="auto" w:fill="FFFFFF"/>
           </w:tcPr>
           <w:p>
             <w:pPr>
@@ -796,7 +672,7 @@
               <w:rPr>
                 <w:rFonts w:ascii="TH Sarabun New" w:hAnsi="TH Sarabun New" w:eastAsia="TH Sarabun New"/>
                 <w:b/>
-                <w:color w:val="1A2F4E"/>
+                <w:color w:val="000000"/>
                 <w:sz w:val="26"/>
               </w:rPr>
               <w:t>Export Excel</w:t>
@@ -806,7 +682,6 @@
         <w:tc>
           <w:tcPr>
             <w:tcW w:type="dxa" w:w="3024"/>
-            <w:shd w:val="clear" w:color="auto" w:fill="FFFFFF"/>
           </w:tcPr>
           <w:p>
             <w:pPr>
@@ -827,7 +702,6 @@
         <w:tc>
           <w:tcPr>
             <w:tcW w:type="dxa" w:w="3024"/>
-            <w:shd w:val="clear" w:color="auto" w:fill="F4F6F9"/>
           </w:tcPr>
           <w:p>
             <w:pPr>
@@ -845,7 +719,6 @@
         <w:tc>
           <w:tcPr>
             <w:tcW w:type="dxa" w:w="3024"/>
-            <w:shd w:val="clear" w:color="auto" w:fill="F4F6F9"/>
           </w:tcPr>
           <w:p>
             <w:pPr>
@@ -855,7 +728,7 @@
               <w:rPr>
                 <w:rFonts w:ascii="TH Sarabun New" w:hAnsi="TH Sarabun New" w:eastAsia="TH Sarabun New"/>
                 <w:b/>
-                <w:color w:val="1A2F4E"/>
+                <w:color w:val="000000"/>
                 <w:sz w:val="26"/>
               </w:rPr>
               <w:t>ระบบ Login</w:t>
@@ -865,7 +738,6 @@
         <w:tc>
           <w:tcPr>
             <w:tcW w:type="dxa" w:w="3024"/>
-            <w:shd w:val="clear" w:color="auto" w:fill="F4F6F9"/>
           </w:tcPr>
           <w:p>
             <w:pPr>
@@ -886,7 +758,6 @@
         <w:tc>
           <w:tcPr>
             <w:tcW w:type="dxa" w:w="3024"/>
-            <w:shd w:val="clear" w:color="auto" w:fill="FFFFFF"/>
           </w:tcPr>
           <w:p>
             <w:pPr>
@@ -904,7 +775,6 @@
         <w:tc>
           <w:tcPr>
             <w:tcW w:type="dxa" w:w="3024"/>
-            <w:shd w:val="clear" w:color="auto" w:fill="FFFFFF"/>
           </w:tcPr>
           <w:p>
             <w:pPr>
@@ -914,7 +784,7 @@
               <w:rPr>
                 <w:rFonts w:ascii="TH Sarabun New" w:hAnsi="TH Sarabun New" w:eastAsia="TH Sarabun New"/>
                 <w:b/>
-                <w:color w:val="1A2F4E"/>
+                <w:color w:val="000000"/>
                 <w:sz w:val="26"/>
               </w:rPr>
               <w:t>Public Mode</w:t>
@@ -924,7 +794,6 @@
         <w:tc>
           <w:tcPr>
             <w:tcW w:type="dxa" w:w="3024"/>
-            <w:shd w:val="clear" w:color="auto" w:fill="FFFFFF"/>
           </w:tcPr>
           <w:p>
             <w:pPr>
@@ -945,7 +814,6 @@
         <w:tc>
           <w:tcPr>
             <w:tcW w:type="dxa" w:w="3024"/>
-            <w:shd w:val="clear" w:color="auto" w:fill="F4F6F9"/>
           </w:tcPr>
           <w:p>
             <w:pPr>
@@ -963,7 +831,6 @@
         <w:tc>
           <w:tcPr>
             <w:tcW w:type="dxa" w:w="3024"/>
-            <w:shd w:val="clear" w:color="auto" w:fill="F4F6F9"/>
           </w:tcPr>
           <w:p>
             <w:pPr>
@@ -973,7 +840,7 @@
               <w:rPr>
                 <w:rFonts w:ascii="TH Sarabun New" w:hAnsi="TH Sarabun New" w:eastAsia="TH Sarabun New"/>
                 <w:b/>
-                <w:color w:val="1A2F4E"/>
+                <w:color w:val="000000"/>
                 <w:sz w:val="26"/>
               </w:rPr>
               <w:t>สำรองข้อมูล</w:t>
@@ -983,7 +850,6 @@
         <w:tc>
           <w:tcPr>
             <w:tcW w:type="dxa" w:w="3024"/>
-            <w:shd w:val="clear" w:color="auto" w:fill="F4F6F9"/>
           </w:tcPr>
           <w:p>
             <w:pPr>
@@ -1006,59 +872,38 @@
         <w:br w:type="page"/>
       </w:r>
     </w:p>
-    <w:tbl>
-      <w:tblPr>
-        <w:tblStyle w:val="TableGrid"/>
-        <w:tblW w:type="auto" w:w="0"/>
-        <w:jc w:val="center"/>
-        <w:tblLook w:firstColumn="1" w:firstRow="1" w:lastColumn="0" w:lastRow="0" w:noHBand="0" w:noVBand="1" w:val="04A0"/>
-      </w:tblPr>
-      <w:tblGrid>
-        <w:gridCol w:w="9072"/>
-      </w:tblGrid>
-      <w:tr>
-        <w:tc>
-          <w:tcPr>
-            <w:tcW w:type="dxa" w:w="9072"/>
-            <w:shd w:val="clear" w:color="auto" w:fill="1A2F4E"/>
-            <w:tcBorders>
-              <w:top w:val="single" w:sz="6" w:space="0" w:color="C89F2E"/>
-              <w:bottom w:val="single" w:sz="6" w:space="0" w:color="C89F2E"/>
-            </w:tcBorders>
-          </w:tcPr>
-          <w:p>
-            <w:pPr>
-              <w:spacing w:before="120" w:after="120"/>
-              <w:jc w:val="center"/>
-            </w:pPr>
-            <w:r>
-              <w:rPr>
-                <w:rFonts w:ascii="TH Sarabun New" w:hAnsi="TH Sarabun New" w:eastAsia="TH Sarabun New"/>
-                <w:b/>
-                <w:color w:val="FFFFFF"/>
-                <w:sz w:val="36"/>
-              </w:rPr>
-              <w:t>02  โครงสร้างระบบ</w:t>
-            </w:r>
-          </w:p>
-          <w:p>
-            <w:pPr>
-              <w:spacing w:before="0" w:after="80"/>
-              <w:jc w:val="center"/>
-            </w:pPr>
-            <w:r>
-              <w:rPr>
-                <w:rFonts w:ascii="TH Sarabun New" w:hAnsi="TH Sarabun New" w:eastAsia="TH Sarabun New"/>
-                <w:color w:val="D0D8E4"/>
-                <w:sz w:val="26"/>
-              </w:rPr>
-              <w:t>System Architecture</w:t>
-            </w:r>
-          </w:p>
-        </w:tc>
-      </w:tr>
-    </w:tbl>
-    <w:p/>
+    <w:p>
+      <w:pPr>
+        <w:keepNext/>
+        <w:spacing w:before="280" w:after="80"/>
+        <w:jc w:val="left"/>
+      </w:pPr>
+      <w:r>
+        <w:rPr>
+          <w:rFonts w:ascii="TH Sarabun New" w:hAnsi="TH Sarabun New" w:eastAsia="TH Sarabun New"/>
+          <w:b/>
+          <w:color w:val="000000"/>
+          <w:sz w:val="32"/>
+        </w:rPr>
+        <w:t>02. โครงสร้างระบบ</w:t>
+      </w:r>
+    </w:p>
+    <w:p>
+      <w:pPr>
+        <w:keepNext/>
+        <w:spacing w:before="0" w:after="120"/>
+        <w:jc w:val="left"/>
+      </w:pPr>
+      <w:r>
+        <w:rPr>
+          <w:rFonts w:ascii="TH Sarabun New" w:hAnsi="TH Sarabun New" w:eastAsia="TH Sarabun New"/>
+          <w:i/>
+          <w:color w:val="000000"/>
+          <w:sz w:val="26"/>
+        </w:rPr>
+        <w:t>(System Architecture)</w:t>
+      </w:r>
+    </w:p>
     <w:p>
       <w:pPr>
         <w:spacing w:before="0" w:after="200"/>
@@ -1089,7 +934,6 @@
         <w:tc>
           <w:tcPr>
             <w:tcW w:type="dxa" w:w="9072"/>
-            <w:shd w:val="clear" w:color="auto" w:fill="1A2F4E"/>
           </w:tcPr>
           <w:p>
             <w:pPr>
@@ -1112,7 +956,6 @@
         <w:tc>
           <w:tcPr>
             <w:tcW w:type="dxa" w:w="9072"/>
-            <w:shd w:val="clear" w:color="auto" w:fill="D0E4F8"/>
           </w:tcPr>
           <w:p>
             <w:pPr>
@@ -1133,7 +976,6 @@
         <w:tc>
           <w:tcPr>
             <w:tcW w:type="dxa" w:w="9072"/>
-            <w:shd w:val="clear" w:color="auto" w:fill="D0E4F8"/>
           </w:tcPr>
           <w:p>
             <w:pPr>
@@ -1154,7 +996,6 @@
         <w:tc>
           <w:tcPr>
             <w:tcW w:type="dxa" w:w="9072"/>
-            <w:shd w:val="clear" w:color="auto" w:fill="D0E4F8"/>
           </w:tcPr>
           <w:p>
             <w:pPr>
@@ -1175,7 +1016,6 @@
         <w:tc>
           <w:tcPr>
             <w:tcW w:type="dxa" w:w="9072"/>
-            <w:shd w:val="clear" w:color="auto" w:fill="D0E4F8"/>
           </w:tcPr>
           <w:p>
             <w:pPr>
@@ -1208,7 +1048,6 @@
         <w:tc>
           <w:tcPr>
             <w:tcW w:type="dxa" w:w="9072"/>
-            <w:shd w:val="clear" w:color="auto" w:fill="1B6B2E"/>
           </w:tcPr>
           <w:p>
             <w:pPr>
@@ -1231,7 +1070,6 @@
         <w:tc>
           <w:tcPr>
             <w:tcW w:type="dxa" w:w="9072"/>
-            <w:shd w:val="clear" w:color="auto" w:fill="D4EDDA"/>
           </w:tcPr>
           <w:p>
             <w:pPr>
@@ -1252,7 +1090,6 @@
         <w:tc>
           <w:tcPr>
             <w:tcW w:type="dxa" w:w="9072"/>
-            <w:shd w:val="clear" w:color="auto" w:fill="D4EDDA"/>
           </w:tcPr>
           <w:p>
             <w:pPr>
@@ -1273,7 +1110,6 @@
         <w:tc>
           <w:tcPr>
             <w:tcW w:type="dxa" w:w="9072"/>
-            <w:shd w:val="clear" w:color="auto" w:fill="D4EDDA"/>
           </w:tcPr>
           <w:p>
             <w:pPr>
@@ -1294,7 +1130,6 @@
         <w:tc>
           <w:tcPr>
             <w:tcW w:type="dxa" w:w="9072"/>
-            <w:shd w:val="clear" w:color="auto" w:fill="D4EDDA"/>
           </w:tcPr>
           <w:p>
             <w:pPr>
@@ -1315,7 +1150,6 @@
         <w:tc>
           <w:tcPr>
             <w:tcW w:type="dxa" w:w="9072"/>
-            <w:shd w:val="clear" w:color="auto" w:fill="D4EDDA"/>
           </w:tcPr>
           <w:p>
             <w:pPr>
@@ -1336,7 +1170,6 @@
         <w:tc>
           <w:tcPr>
             <w:tcW w:type="dxa" w:w="9072"/>
-            <w:shd w:val="clear" w:color="auto" w:fill="D4EDDA"/>
           </w:tcPr>
           <w:p>
             <w:pPr>
@@ -1369,7 +1202,6 @@
         <w:tc>
           <w:tcPr>
             <w:tcW w:type="dxa" w:w="9072"/>
-            <w:shd w:val="clear" w:color="auto" w:fill="333333"/>
           </w:tcPr>
           <w:p>
             <w:pPr>
@@ -1392,7 +1224,6 @@
         <w:tc>
           <w:tcPr>
             <w:tcW w:type="dxa" w:w="9072"/>
-            <w:shd w:val="clear" w:color="auto" w:fill="F4F6F9"/>
           </w:tcPr>
           <w:p>
             <w:pPr>
@@ -1413,7 +1244,6 @@
         <w:tc>
           <w:tcPr>
             <w:tcW w:type="dxa" w:w="9072"/>
-            <w:shd w:val="clear" w:color="auto" w:fill="F4F6F9"/>
           </w:tcPr>
           <w:p>
             <w:pPr>
@@ -1434,7 +1264,6 @@
         <w:tc>
           <w:tcPr>
             <w:tcW w:type="dxa" w:w="9072"/>
-            <w:shd w:val="clear" w:color="auto" w:fill="F4F6F9"/>
           </w:tcPr>
           <w:p>
             <w:pPr>
@@ -1455,7 +1284,6 @@
         <w:tc>
           <w:tcPr>
             <w:tcW w:type="dxa" w:w="9072"/>
-            <w:shd w:val="clear" w:color="auto" w:fill="F4F6F9"/>
           </w:tcPr>
           <w:p>
             <w:pPr>
@@ -1484,7 +1312,7 @@
           <w:rFonts w:ascii="TH Sarabun New" w:hAnsi="TH Sarabun New" w:eastAsia="TH Sarabun New"/>
           <w:b/>
           <w:i w:val="0"/>
-          <w:color w:val="1A2F4E"/>
+          <w:color w:val="000000"/>
           <w:sz w:val="30"/>
         </w:rPr>
         <w:t>✦  การไหลของข้อมูล (Data Flow)</w:t>
@@ -1505,7 +1333,6 @@
         <w:tc>
           <w:tcPr>
             <w:tcW w:type="dxa" w:w="3024"/>
-            <w:shd w:val="clear" w:color="auto" w:fill="1A2F4E"/>
           </w:tcPr>
           <w:p>
             <w:pPr>
@@ -1526,7 +1353,6 @@
         <w:tc>
           <w:tcPr>
             <w:tcW w:type="dxa" w:w="3024"/>
-            <w:shd w:val="clear" w:color="auto" w:fill="D0E4F8"/>
           </w:tcPr>
           <w:p>
             <w:pPr>
@@ -1536,7 +1362,7 @@
               <w:rPr>
                 <w:rFonts w:ascii="TH Sarabun New" w:hAnsi="TH Sarabun New" w:eastAsia="TH Sarabun New"/>
                 <w:b/>
-                <w:color w:val="1A2F4E"/>
+                <w:color w:val="000000"/>
                 <w:sz w:val="26"/>
               </w:rPr>
               <w:t>ผู้ใช้กระทำ (Add / Edit / Delete)</w:t>
@@ -1546,7 +1372,6 @@
         <w:tc>
           <w:tcPr>
             <w:tcW w:type="dxa" w:w="3024"/>
-            <w:shd w:val="clear" w:color="auto" w:fill="D0E4F8"/>
           </w:tcPr>
           <w:p>
             <w:pPr>
@@ -1567,7 +1392,6 @@
         <w:tc>
           <w:tcPr>
             <w:tcW w:type="dxa" w:w="3024"/>
-            <w:shd w:val="clear" w:color="auto" w:fill="2D5A8E"/>
           </w:tcPr>
           <w:p>
             <w:pPr>
@@ -1588,7 +1412,6 @@
         <w:tc>
           <w:tcPr>
             <w:tcW w:type="dxa" w:w="3024"/>
-            <w:shd w:val="clear" w:color="auto" w:fill="FFFFFF"/>
           </w:tcPr>
           <w:p>
             <w:pPr>
@@ -1598,7 +1421,7 @@
               <w:rPr>
                 <w:rFonts w:ascii="TH Sarabun New" w:hAnsi="TH Sarabun New" w:eastAsia="TH Sarabun New"/>
                 <w:b/>
-                <w:color w:val="1A2F4E"/>
+                <w:color w:val="000000"/>
                 <w:sz w:val="26"/>
               </w:rPr>
               <w:t>บันทึก localStorage ทันที</w:t>
@@ -1608,7 +1431,6 @@
         <w:tc>
           <w:tcPr>
             <w:tcW w:type="dxa" w:w="3024"/>
-            <w:shd w:val="clear" w:color="auto" w:fill="FFFFFF"/>
           </w:tcPr>
           <w:p>
             <w:pPr>
@@ -1629,7 +1451,6 @@
         <w:tc>
           <w:tcPr>
             <w:tcW w:type="dxa" w:w="3024"/>
-            <w:shd w:val="clear" w:color="auto" w:fill="1B6B2E"/>
           </w:tcPr>
           <w:p>
             <w:pPr>
@@ -1650,7 +1471,6 @@
         <w:tc>
           <w:tcPr>
             <w:tcW w:type="dxa" w:w="3024"/>
-            <w:shd w:val="clear" w:color="auto" w:fill="D0E4F8"/>
           </w:tcPr>
           <w:p>
             <w:pPr>
@@ -1660,7 +1480,7 @@
               <w:rPr>
                 <w:rFonts w:ascii="TH Sarabun New" w:hAnsi="TH Sarabun New" w:eastAsia="TH Sarabun New"/>
                 <w:b/>
-                <w:color w:val="1A2F4E"/>
+                <w:color w:val="000000"/>
                 <w:sz w:val="26"/>
               </w:rPr>
               <w:t>Push ขึ้น Firebase (Async)</w:t>
@@ -1670,7 +1490,6 @@
         <w:tc>
           <w:tcPr>
             <w:tcW w:type="dxa" w:w="3024"/>
-            <w:shd w:val="clear" w:color="auto" w:fill="D0E4F8"/>
           </w:tcPr>
           <w:p>
             <w:pPr>
@@ -1691,7 +1510,6 @@
         <w:tc>
           <w:tcPr>
             <w:tcW w:type="dxa" w:w="3024"/>
-            <w:shd w:val="clear" w:color="auto" w:fill="C46A00"/>
           </w:tcPr>
           <w:p>
             <w:pPr>
@@ -1712,7 +1530,6 @@
         <w:tc>
           <w:tcPr>
             <w:tcW w:type="dxa" w:w="3024"/>
-            <w:shd w:val="clear" w:color="auto" w:fill="FFFFFF"/>
           </w:tcPr>
           <w:p>
             <w:pPr>
@@ -1722,7 +1539,7 @@
               <w:rPr>
                 <w:rFonts w:ascii="TH Sarabun New" w:hAnsi="TH Sarabun New" w:eastAsia="TH Sarabun New"/>
                 <w:b/>
-                <w:color w:val="1A2F4E"/>
+                <w:color w:val="000000"/>
                 <w:sz w:val="26"/>
               </w:rPr>
               <w:t>Firebase ส่ง SSE Event</w:t>
@@ -1732,7 +1549,6 @@
         <w:tc>
           <w:tcPr>
             <w:tcW w:type="dxa" w:w="3024"/>
-            <w:shd w:val="clear" w:color="auto" w:fill="FFFFFF"/>
           </w:tcPr>
           <w:p>
             <w:pPr>
@@ -1753,7 +1569,6 @@
         <w:tc>
           <w:tcPr>
             <w:tcW w:type="dxa" w:w="3024"/>
-            <w:shd w:val="clear" w:color="auto" w:fill="1B6B2E"/>
           </w:tcPr>
           <w:p>
             <w:pPr>
@@ -1774,7 +1589,6 @@
         <w:tc>
           <w:tcPr>
             <w:tcW w:type="dxa" w:w="3024"/>
-            <w:shd w:val="clear" w:color="auto" w:fill="D0E4F8"/>
           </w:tcPr>
           <w:p>
             <w:pPr>
@@ -1784,7 +1598,7 @@
               <w:rPr>
                 <w:rFonts w:ascii="TH Sarabun New" w:hAnsi="TH Sarabun New" w:eastAsia="TH Sarabun New"/>
                 <w:b/>
-                <w:color w:val="1A2F4E"/>
+                <w:color w:val="000000"/>
                 <w:sz w:val="26"/>
               </w:rPr>
               <w:t>ทุก Browser อัพเดตพร้อมกัน</w:t>
@@ -1794,7 +1608,6 @@
         <w:tc>
           <w:tcPr>
             <w:tcW w:type="dxa" w:w="3024"/>
-            <w:shd w:val="clear" w:color="auto" w:fill="D0E4F8"/>
           </w:tcPr>
           <w:p>
             <w:pPr>
@@ -1817,59 +1630,38 @@
         <w:br w:type="page"/>
       </w:r>
     </w:p>
-    <w:tbl>
-      <w:tblPr>
-        <w:tblStyle w:val="TableGrid"/>
-        <w:tblW w:type="auto" w:w="0"/>
-        <w:jc w:val="center"/>
-        <w:tblLook w:firstColumn="1" w:firstRow="1" w:lastColumn="0" w:lastRow="0" w:noHBand="0" w:noVBand="1" w:val="04A0"/>
-      </w:tblPr>
-      <w:tblGrid>
-        <w:gridCol w:w="9072"/>
-      </w:tblGrid>
-      <w:tr>
-        <w:tc>
-          <w:tcPr>
-            <w:tcW w:type="dxa" w:w="9072"/>
-            <w:shd w:val="clear" w:color="auto" w:fill="1A2F4E"/>
-            <w:tcBorders>
-              <w:top w:val="single" w:sz="6" w:space="0" w:color="C89F2E"/>
-              <w:bottom w:val="single" w:sz="6" w:space="0" w:color="C89F2E"/>
-            </w:tcBorders>
-          </w:tcPr>
-          <w:p>
-            <w:pPr>
-              <w:spacing w:before="120" w:after="120"/>
-              <w:jc w:val="center"/>
-            </w:pPr>
-            <w:r>
-              <w:rPr>
-                <w:rFonts w:ascii="TH Sarabun New" w:hAnsi="TH Sarabun New" w:eastAsia="TH Sarabun New"/>
-                <w:b/>
-                <w:color w:val="FFFFFF"/>
-                <w:sz w:val="36"/>
-              </w:rPr>
-              <w:t>03  หน้าจอและส่วนการทำงาน</w:t>
-            </w:r>
-          </w:p>
-          <w:p>
-            <w:pPr>
-              <w:spacing w:before="0" w:after="80"/>
-              <w:jc w:val="center"/>
-            </w:pPr>
-            <w:r>
-              <w:rPr>
-                <w:rFonts w:ascii="TH Sarabun New" w:hAnsi="TH Sarabun New" w:eastAsia="TH Sarabun New"/>
-                <w:color w:val="D0D8E4"/>
-                <w:sz w:val="26"/>
-              </w:rPr>
-              <w:t>Screens &amp; Modules</w:t>
-            </w:r>
-          </w:p>
-        </w:tc>
-      </w:tr>
-    </w:tbl>
-    <w:p/>
+    <w:p>
+      <w:pPr>
+        <w:keepNext/>
+        <w:spacing w:before="280" w:after="80"/>
+        <w:jc w:val="left"/>
+      </w:pPr>
+      <w:r>
+        <w:rPr>
+          <w:rFonts w:ascii="TH Sarabun New" w:hAnsi="TH Sarabun New" w:eastAsia="TH Sarabun New"/>
+          <w:b/>
+          <w:color w:val="000000"/>
+          <w:sz w:val="32"/>
+        </w:rPr>
+        <w:t>03. หน้าจอและส่วนการทำงาน</w:t>
+      </w:r>
+    </w:p>
+    <w:p>
+      <w:pPr>
+        <w:keepNext/>
+        <w:spacing w:before="0" w:after="120"/>
+        <w:jc w:val="left"/>
+      </w:pPr>
+      <w:r>
+        <w:rPr>
+          <w:rFonts w:ascii="TH Sarabun New" w:hAnsi="TH Sarabun New" w:eastAsia="TH Sarabun New"/>
+          <w:i/>
+          <w:color w:val="000000"/>
+          <w:sz w:val="26"/>
+        </w:rPr>
+        <w:t>(Screens &amp; Modules)</w:t>
+      </w:r>
+    </w:p>
     <w:tbl>
       <w:tblPr>
         <w:tblStyle w:val="TableGrid"/>
@@ -1884,7 +1676,6 @@
         <w:tc>
           <w:tcPr>
             <w:tcW w:type="dxa" w:w="4536"/>
-            <w:shd w:val="clear" w:color="auto" w:fill="F8F9FC"/>
           </w:tcPr>
           <w:p>
             <w:pPr>
@@ -1900,7 +1691,7 @@
               <w:rPr>
                 <w:rFonts w:ascii="TH Sarabun New" w:hAnsi="TH Sarabun New" w:eastAsia="TH Sarabun New"/>
                 <w:b/>
-                <w:color w:val="1A2F4E"/>
+                <w:color w:val="000000"/>
                 <w:sz w:val="28"/>
               </w:rPr>
               <w:t>หน้า Login</w:t>
@@ -1927,7 +1718,6 @@
         <w:tc>
           <w:tcPr>
             <w:tcW w:type="dxa" w:w="4536"/>
-            <w:shd w:val="clear" w:color="auto" w:fill="F8F9FC"/>
           </w:tcPr>
           <w:p>
             <w:pPr>
@@ -1943,7 +1733,7 @@
               <w:rPr>
                 <w:rFonts w:ascii="TH Sarabun New" w:hAnsi="TH Sarabun New" w:eastAsia="TH Sarabun New"/>
                 <w:b/>
-                <w:color w:val="2D5A8E"/>
+                <w:color w:val="000000"/>
                 <w:sz w:val="28"/>
               </w:rPr>
               <w:t>ตารางสอน (หลัก)</w:t>
@@ -1972,7 +1762,6 @@
         <w:tc>
           <w:tcPr>
             <w:tcW w:type="dxa" w:w="4536"/>
-            <w:shd w:val="clear" w:color="auto" w:fill="F8F9FC"/>
           </w:tcPr>
           <w:p>
             <w:pPr>
@@ -1988,7 +1777,7 @@
               <w:rPr>
                 <w:rFonts w:ascii="TH Sarabun New" w:hAnsi="TH Sarabun New" w:eastAsia="TH Sarabun New"/>
                 <w:b/>
-                <w:color w:val="1B6B2E"/>
+                <w:color w:val="000000"/>
                 <w:sz w:val="28"/>
               </w:rPr>
               <w:t>สรุปชั่วโมง</w:t>
@@ -2013,7 +1802,6 @@
         <w:tc>
           <w:tcPr>
             <w:tcW w:type="dxa" w:w="4536"/>
-            <w:shd w:val="clear" w:color="auto" w:fill="F8F9FC"/>
           </w:tcPr>
           <w:p>
             <w:pPr>
@@ -2029,7 +1817,7 @@
               <w:rPr>
                 <w:rFonts w:ascii="TH Sarabun New" w:hAnsi="TH Sarabun New" w:eastAsia="TH Sarabun New"/>
                 <w:b/>
-                <w:color w:val="C46A00"/>
+                <w:color w:val="000000"/>
                 <w:sz w:val="28"/>
               </w:rPr>
               <w:t>พิมพ์ตาราง</w:t>
@@ -2058,7 +1846,6 @@
         <w:tc>
           <w:tcPr>
             <w:tcW w:type="dxa" w:w="4536"/>
-            <w:shd w:val="clear" w:color="auto" w:fill="F8F9FC"/>
           </w:tcPr>
           <w:p>
             <w:pPr>
@@ -2074,7 +1861,7 @@
               <w:rPr>
                 <w:rFonts w:ascii="TH Sarabun New" w:hAnsi="TH Sarabun New" w:eastAsia="TH Sarabun New"/>
                 <w:b/>
-                <w:color w:val="8B1A1A"/>
+                <w:color w:val="000000"/>
                 <w:sz w:val="28"/>
               </w:rPr>
               <w:t>ตั้งค่า</w:t>
@@ -2101,7 +1888,6 @@
         <w:tc>
           <w:tcPr>
             <w:tcW w:type="dxa" w:w="4536"/>
-            <w:shd w:val="clear" w:color="auto" w:fill="F8F9FC"/>
           </w:tcPr>
           <w:p>
             <w:pPr>
@@ -2148,59 +1934,38 @@
         <w:br w:type="page"/>
       </w:r>
     </w:p>
-    <w:tbl>
-      <w:tblPr>
-        <w:tblStyle w:val="TableGrid"/>
-        <w:tblW w:type="auto" w:w="0"/>
-        <w:jc w:val="center"/>
-        <w:tblLook w:firstColumn="1" w:firstRow="1" w:lastColumn="0" w:lastRow="0" w:noHBand="0" w:noVBand="1" w:val="04A0"/>
-      </w:tblPr>
-      <w:tblGrid>
-        <w:gridCol w:w="9072"/>
-      </w:tblGrid>
-      <w:tr>
-        <w:tc>
-          <w:tcPr>
-            <w:tcW w:type="dxa" w:w="9072"/>
-            <w:shd w:val="clear" w:color="auto" w:fill="1A2F4E"/>
-            <w:tcBorders>
-              <w:top w:val="single" w:sz="6" w:space="0" w:color="C89F2E"/>
-              <w:bottom w:val="single" w:sz="6" w:space="0" w:color="C89F2E"/>
-            </w:tcBorders>
-          </w:tcPr>
-          <w:p>
-            <w:pPr>
-              <w:spacing w:before="120" w:after="120"/>
-              <w:jc w:val="center"/>
-            </w:pPr>
-            <w:r>
-              <w:rPr>
-                <w:rFonts w:ascii="TH Sarabun New" w:hAnsi="TH Sarabun New" w:eastAsia="TH Sarabun New"/>
-                <w:b/>
-                <w:color w:val="FFFFFF"/>
-                <w:sz w:val="36"/>
-              </w:rPr>
-              <w:t>04  กลุ่มผู้ใช้งานและสิทธิ์</w:t>
-            </w:r>
-          </w:p>
-          <w:p>
-            <w:pPr>
-              <w:spacing w:before="0" w:after="80"/>
-              <w:jc w:val="center"/>
-            </w:pPr>
-            <w:r>
-              <w:rPr>
-                <w:rFonts w:ascii="TH Sarabun New" w:hAnsi="TH Sarabun New" w:eastAsia="TH Sarabun New"/>
-                <w:color w:val="D0D8E4"/>
-                <w:sz w:val="26"/>
-              </w:rPr>
-              <w:t>User Groups &amp; Permissions</w:t>
-            </w:r>
-          </w:p>
-        </w:tc>
-      </w:tr>
-    </w:tbl>
-    <w:p/>
+    <w:p>
+      <w:pPr>
+        <w:keepNext/>
+        <w:spacing w:before="280" w:after="80"/>
+        <w:jc w:val="left"/>
+      </w:pPr>
+      <w:r>
+        <w:rPr>
+          <w:rFonts w:ascii="TH Sarabun New" w:hAnsi="TH Sarabun New" w:eastAsia="TH Sarabun New"/>
+          <w:b/>
+          <w:color w:val="000000"/>
+          <w:sz w:val="32"/>
+        </w:rPr>
+        <w:t>04. กลุ่มผู้ใช้งานและสิทธิ์</w:t>
+      </w:r>
+    </w:p>
+    <w:p>
+      <w:pPr>
+        <w:keepNext/>
+        <w:spacing w:before="0" w:after="120"/>
+        <w:jc w:val="left"/>
+      </w:pPr>
+      <w:r>
+        <w:rPr>
+          <w:rFonts w:ascii="TH Sarabun New" w:hAnsi="TH Sarabun New" w:eastAsia="TH Sarabun New"/>
+          <w:i/>
+          <w:color w:val="000000"/>
+          <w:sz w:val="26"/>
+        </w:rPr>
+        <w:t>(User Groups &amp; Permissions)</w:t>
+      </w:r>
+    </w:p>
     <w:p>
       <w:pPr>
         <w:spacing w:before="0" w:after="200"/>
@@ -2231,13 +1996,6 @@
         <w:tc>
           <w:tcPr>
             <w:tcW w:type="dxa" w:w="9072"/>
-            <w:shd w:val="clear" w:color="auto" w:fill="1A2F4E"/>
-            <w:tcBorders>
-              <w:top w:val="single" w:sz="4" w:space="0" w:color="444444"/>
-              <w:bottom w:val="single" w:sz="4" w:space="0" w:color="444444"/>
-              <w:left w:val="single" w:sz="16" w:space="0" w:color="C89F2E"/>
-              <w:right w:val="single" w:sz="4" w:space="0" w:color="444444"/>
-            </w:tcBorders>
           </w:tcPr>
           <w:p>
             <w:pPr>
@@ -2262,7 +2020,7 @@
             <w:r>
               <w:rPr>
                 <w:rFonts w:ascii="TH Sarabun New" w:hAnsi="TH Sarabun New" w:eastAsia="TH Sarabun New"/>
-                <w:color w:val="D0D8E4"/>
+                <w:color w:val="000000"/>
                 <w:sz w:val="26"/>
               </w:rPr>
               <w:t xml:space="preserve">  ผู้ใช้ในกลุ่มนี้: admin1 (ผู้ดูแลระบบ),  admin3 (กศ.รร.ขส.ขส.ทบ.)</w:t>
@@ -2287,7 +2045,6 @@
         <w:tc>
           <w:tcPr>
             <w:tcW w:type="dxa" w:w="3024"/>
-            <w:shd w:val="clear" w:color="auto" w:fill="D0E4F8"/>
           </w:tcPr>
           <w:p>
             <w:pPr>
@@ -2297,7 +2054,7 @@
               <w:rPr>
                 <w:rFonts w:ascii="TH Sarabun New" w:hAnsi="TH Sarabun New" w:eastAsia="TH Sarabun New"/>
                 <w:b/>
-                <w:color w:val="1A2F4E"/>
+                <w:color w:val="000000"/>
                 <w:sz w:val="24"/>
               </w:rPr>
               <w:t>⚙️  ตั้งค่าระบบ</w:t>
@@ -2326,7 +2083,6 @@
         <w:tc>
           <w:tcPr>
             <w:tcW w:type="dxa" w:w="3024"/>
-            <w:shd w:val="clear" w:color="auto" w:fill="D0E4F8"/>
           </w:tcPr>
           <w:p>
             <w:pPr>
@@ -2336,7 +2092,7 @@
               <w:rPr>
                 <w:rFonts w:ascii="TH Sarabun New" w:hAnsi="TH Sarabun New" w:eastAsia="TH Sarabun New"/>
                 <w:b/>
-                <w:color w:val="1A2F4E"/>
+                <w:color w:val="000000"/>
                 <w:sz w:val="24"/>
               </w:rPr>
               <w:t>👥  จัดการผู้ใช้</w:t>
@@ -2365,7 +2121,6 @@
         <w:tc>
           <w:tcPr>
             <w:tcW w:type="dxa" w:w="3024"/>
-            <w:shd w:val="clear" w:color="auto" w:fill="D0E4F8"/>
           </w:tcPr>
           <w:p>
             <w:pPr>
@@ -2375,7 +2130,7 @@
               <w:rPr>
                 <w:rFonts w:ascii="TH Sarabun New" w:hAnsi="TH Sarabun New" w:eastAsia="TH Sarabun New"/>
                 <w:b/>
-                <w:color w:val="1A2F4E"/>
+                <w:color w:val="000000"/>
                 <w:sz w:val="24"/>
               </w:rPr>
               <w:t>🌐  อัพเดทเว็บไซท์</w:t>
@@ -2404,7 +2159,6 @@
         <w:tc>
           <w:tcPr>
             <w:tcW w:type="dxa" w:w="3024"/>
-            <w:shd w:val="clear" w:color="auto" w:fill="D4EDDA"/>
           </w:tcPr>
           <w:p>
             <w:pPr>
@@ -2414,7 +2168,7 @@
               <w:rPr>
                 <w:rFonts w:ascii="TH Sarabun New" w:hAnsi="TH Sarabun New" w:eastAsia="TH Sarabun New"/>
                 <w:b/>
-                <w:color w:val="1A2F4E"/>
+                <w:color w:val="000000"/>
                 <w:sz w:val="24"/>
               </w:rPr>
               <w:t>📋  หลักสูตร</w:t>
@@ -2441,7 +2195,6 @@
         <w:tc>
           <w:tcPr>
             <w:tcW w:type="dxa" w:w="3024"/>
-            <w:shd w:val="clear" w:color="auto" w:fill="D4EDDA"/>
           </w:tcPr>
           <w:p>
             <w:pPr>
@@ -2451,7 +2204,7 @@
               <w:rPr>
                 <w:rFonts w:ascii="TH Sarabun New" w:hAnsi="TH Sarabun New" w:eastAsia="TH Sarabun New"/>
                 <w:b/>
-                <w:color w:val="1A2F4E"/>
+                <w:color w:val="000000"/>
                 <w:sz w:val="24"/>
               </w:rPr>
               <w:t>📅  ตารางสอน</w:t>
@@ -2478,7 +2231,6 @@
         <w:tc>
           <w:tcPr>
             <w:tcW w:type="dxa" w:w="3024"/>
-            <w:shd w:val="clear" w:color="auto" w:fill="D4EDDA"/>
           </w:tcPr>
           <w:p>
             <w:pPr>
@@ -2488,7 +2240,7 @@
               <w:rPr>
                 <w:rFonts w:ascii="TH Sarabun New" w:hAnsi="TH Sarabun New" w:eastAsia="TH Sarabun New"/>
                 <w:b/>
-                <w:color w:val="1A2F4E"/>
+                <w:color w:val="000000"/>
                 <w:sz w:val="24"/>
               </w:rPr>
               <w:t>🖨️  พิมพ์/Export</w:t>
@@ -2528,13 +2280,6 @@
         <w:tc>
           <w:tcPr>
             <w:tcW w:type="dxa" w:w="9072"/>
-            <w:shd w:val="clear" w:color="auto" w:fill="2D5A8E"/>
-            <w:tcBorders>
-              <w:top w:val="single" w:sz="4" w:space="0" w:color="444444"/>
-              <w:bottom w:val="single" w:sz="4" w:space="0" w:color="444444"/>
-              <w:left w:val="single" w:sz="16" w:space="0" w:color="1B6B2E"/>
-              <w:right w:val="single" w:sz="4" w:space="0" w:color="444444"/>
-            </w:tcBorders>
           </w:tcPr>
           <w:p>
             <w:pPr>
@@ -2558,7 +2303,7 @@
             <w:r>
               <w:rPr>
                 <w:rFonts w:ascii="TH Sarabun New" w:hAnsi="TH Sarabun New" w:eastAsia="TH Sarabun New"/>
-                <w:color w:val="F4F6F9"/>
+                <w:color w:val="000000"/>
                 <w:sz w:val="26"/>
               </w:rPr>
               <w:t xml:space="preserve">  ผู้ใช้ในกลุ่มนี้: admin2 (ผตก.รร.ขส.ขส.ทบ.),  num,  fellowship</w:t>
@@ -2583,7 +2328,6 @@
         <w:tc>
           <w:tcPr>
             <w:tcW w:type="dxa" w:w="3024"/>
-            <w:shd w:val="clear" w:color="auto" w:fill="D4EDDA"/>
           </w:tcPr>
           <w:p>
             <w:pPr>
@@ -2593,7 +2337,7 @@
               <w:rPr>
                 <w:rFonts w:ascii="TH Sarabun New" w:hAnsi="TH Sarabun New" w:eastAsia="TH Sarabun New"/>
                 <w:b/>
-                <w:color w:val="1A2F4E"/>
+                <w:color w:val="000000"/>
                 <w:sz w:val="24"/>
               </w:rPr>
               <w:t>📋  หลักสูตร</w:t>
@@ -2622,7 +2366,6 @@
         <w:tc>
           <w:tcPr>
             <w:tcW w:type="dxa" w:w="3024"/>
-            <w:shd w:val="clear" w:color="auto" w:fill="D0E4F8"/>
           </w:tcPr>
           <w:p>
             <w:pPr>
@@ -2632,7 +2375,7 @@
               <w:rPr>
                 <w:rFonts w:ascii="TH Sarabun New" w:hAnsi="TH Sarabun New" w:eastAsia="TH Sarabun New"/>
                 <w:b/>
-                <w:color w:val="1A2F4E"/>
+                <w:color w:val="000000"/>
                 <w:sz w:val="24"/>
               </w:rPr>
               <w:t>📅  ตารางสอน</w:t>
@@ -2661,7 +2404,6 @@
         <w:tc>
           <w:tcPr>
             <w:tcW w:type="dxa" w:w="3024"/>
-            <w:shd w:val="clear" w:color="auto" w:fill="F8D7D7"/>
           </w:tcPr>
           <w:p>
             <w:pPr>
@@ -2671,7 +2413,7 @@
               <w:rPr>
                 <w:rFonts w:ascii="TH Sarabun New" w:hAnsi="TH Sarabun New" w:eastAsia="TH Sarabun New"/>
                 <w:b/>
-                <w:color w:val="1A2F4E"/>
+                <w:color w:val="000000"/>
                 <w:sz w:val="24"/>
               </w:rPr>
               <w:t>⛔  ข้อจำกัด</w:t>
@@ -2713,13 +2455,6 @@
         <w:tc>
           <w:tcPr>
             <w:tcW w:type="dxa" w:w="9072"/>
-            <w:shd w:val="clear" w:color="auto" w:fill="444444"/>
-            <w:tcBorders>
-              <w:top w:val="single" w:sz="4" w:space="0" w:color="444444"/>
-              <w:bottom w:val="single" w:sz="4" w:space="0" w:color="444444"/>
-              <w:left w:val="single" w:sz="16" w:space="0" w:color="888888"/>
-              <w:right w:val="single" w:sz="4" w:space="0" w:color="444444"/>
-            </w:tcBorders>
           </w:tcPr>
           <w:p>
             <w:pPr>
@@ -2743,7 +2478,7 @@
             <w:r>
               <w:rPr>
                 <w:rFonts w:ascii="TH Sarabun New" w:hAnsi="TH Sarabun New" w:eastAsia="TH Sarabun New"/>
-                <w:color w:val="D0D8E4"/>
+                <w:color w:val="000000"/>
                 <w:sz w:val="26"/>
               </w:rPr>
               <w:t xml:space="preserve">  บุคคลภายนอก นักเรียน ผู้ปกครอง หรือผู้ที่ต้องการดูตารางสอน</w:t>
@@ -2767,7 +2502,6 @@
         <w:tc>
           <w:tcPr>
             <w:tcW w:type="dxa" w:w="4536"/>
-            <w:shd w:val="clear" w:color="auto" w:fill="D4EDDA"/>
           </w:tcPr>
           <w:p>
             <w:pPr>
@@ -2777,7 +2511,7 @@
               <w:rPr>
                 <w:rFonts w:ascii="TH Sarabun New" w:hAnsi="TH Sarabun New" w:eastAsia="TH Sarabun New"/>
                 <w:b/>
-                <w:color w:val="1B6B2E"/>
+                <w:color w:val="000000"/>
                 <w:sz w:val="26"/>
               </w:rPr>
               <w:t>✅  สิ่งที่ทำได้</w:t>
@@ -2806,7 +2540,6 @@
         <w:tc>
           <w:tcPr>
             <w:tcW w:type="dxa" w:w="4536"/>
-            <w:shd w:val="clear" w:color="auto" w:fill="F8D7D7"/>
           </w:tcPr>
           <w:p>
             <w:pPr>
@@ -2816,7 +2549,7 @@
               <w:rPr>
                 <w:rFonts w:ascii="TH Sarabun New" w:hAnsi="TH Sarabun New" w:eastAsia="TH Sarabun New"/>
                 <w:b/>
-                <w:color w:val="8B1A1A"/>
+                <w:color w:val="000000"/>
                 <w:sz w:val="26"/>
               </w:rPr>
               <w:t>❌  สิ่งที่ทำไม่ได้</w:t>
@@ -2849,59 +2582,38 @@
         <w:br w:type="page"/>
       </w:r>
     </w:p>
-    <w:tbl>
-      <w:tblPr>
-        <w:tblStyle w:val="TableGrid"/>
-        <w:tblW w:type="auto" w:w="0"/>
-        <w:jc w:val="center"/>
-        <w:tblLook w:firstColumn="1" w:firstRow="1" w:lastColumn="0" w:lastRow="0" w:noHBand="0" w:noVBand="1" w:val="04A0"/>
-      </w:tblPr>
-      <w:tblGrid>
-        <w:gridCol w:w="9072"/>
-      </w:tblGrid>
-      <w:tr>
-        <w:tc>
-          <w:tcPr>
-            <w:tcW w:type="dxa" w:w="9072"/>
-            <w:shd w:val="clear" w:color="auto" w:fill="1A2F4E"/>
-            <w:tcBorders>
-              <w:top w:val="single" w:sz="6" w:space="0" w:color="C89F2E"/>
-              <w:bottom w:val="single" w:sz="6" w:space="0" w:color="C89F2E"/>
-            </w:tcBorders>
-          </w:tcPr>
-          <w:p>
-            <w:pPr>
-              <w:spacing w:before="120" w:after="120"/>
-              <w:jc w:val="center"/>
-            </w:pPr>
-            <w:r>
-              <w:rPr>
-                <w:rFonts w:ascii="TH Sarabun New" w:hAnsi="TH Sarabun New" w:eastAsia="TH Sarabun New"/>
-                <w:b/>
-                <w:color w:val="FFFFFF"/>
-                <w:sz w:val="36"/>
-              </w:rPr>
-              <w:t>05  รายชื่อผู้ใช้งานในระบบ</w:t>
-            </w:r>
-          </w:p>
-          <w:p>
-            <w:pPr>
-              <w:spacing w:before="0" w:after="80"/>
-              <w:jc w:val="center"/>
-            </w:pPr>
-            <w:r>
-              <w:rPr>
-                <w:rFonts w:ascii="TH Sarabun New" w:hAnsi="TH Sarabun New" w:eastAsia="TH Sarabun New"/>
-                <w:color w:val="D0D8E4"/>
-                <w:sz w:val="26"/>
-              </w:rPr>
-              <w:t>System Users</w:t>
-            </w:r>
-          </w:p>
-        </w:tc>
-      </w:tr>
-    </w:tbl>
-    <w:p/>
+    <w:p>
+      <w:pPr>
+        <w:keepNext/>
+        <w:spacing w:before="280" w:after="80"/>
+        <w:jc w:val="left"/>
+      </w:pPr>
+      <w:r>
+        <w:rPr>
+          <w:rFonts w:ascii="TH Sarabun New" w:hAnsi="TH Sarabun New" w:eastAsia="TH Sarabun New"/>
+          <w:b/>
+          <w:color w:val="000000"/>
+          <w:sz w:val="32"/>
+        </w:rPr>
+        <w:t>05. รายชื่อผู้ใช้งานในระบบ</w:t>
+      </w:r>
+    </w:p>
+    <w:p>
+      <w:pPr>
+        <w:keepNext/>
+        <w:spacing w:before="0" w:after="120"/>
+        <w:jc w:val="left"/>
+      </w:pPr>
+      <w:r>
+        <w:rPr>
+          <w:rFonts w:ascii="TH Sarabun New" w:hAnsi="TH Sarabun New" w:eastAsia="TH Sarabun New"/>
+          <w:i/>
+          <w:color w:val="000000"/>
+          <w:sz w:val="26"/>
+        </w:rPr>
+        <w:t>(System Users)</w:t>
+      </w:r>
+    </w:p>
     <w:p>
       <w:pPr>
         <w:spacing w:before="0" w:after="160"/>
@@ -2936,7 +2648,6 @@
         <w:tc>
           <w:tcPr>
             <w:tcW w:type="dxa" w:w="1814"/>
-            <w:shd w:val="clear" w:color="auto" w:fill="1A2F4E"/>
           </w:tcPr>
           <w:p>
             <w:pPr>
@@ -2957,7 +2668,6 @@
         <w:tc>
           <w:tcPr>
             <w:tcW w:type="dxa" w:w="1814"/>
-            <w:shd w:val="clear" w:color="auto" w:fill="1A2F4E"/>
           </w:tcPr>
           <w:p>
             <w:pPr>
@@ -2978,7 +2688,6 @@
         <w:tc>
           <w:tcPr>
             <w:tcW w:type="dxa" w:w="1814"/>
-            <w:shd w:val="clear" w:color="auto" w:fill="1A2F4E"/>
           </w:tcPr>
           <w:p>
             <w:pPr>
@@ -2999,7 +2708,6 @@
         <w:tc>
           <w:tcPr>
             <w:tcW w:type="dxa" w:w="1814"/>
-            <w:shd w:val="clear" w:color="auto" w:fill="1A2F4E"/>
           </w:tcPr>
           <w:p>
             <w:pPr>
@@ -3020,7 +2728,6 @@
         <w:tc>
           <w:tcPr>
             <w:tcW w:type="dxa" w:w="1814"/>
-            <w:shd w:val="clear" w:color="auto" w:fill="1A2F4E"/>
           </w:tcPr>
           <w:p>
             <w:pPr>
@@ -3043,7 +2750,6 @@
         <w:tc>
           <w:tcPr>
             <w:tcW w:type="dxa" w:w="1814"/>
-            <w:shd w:val="clear" w:color="auto" w:fill="D0E4F8"/>
           </w:tcPr>
           <w:p>
             <w:pPr>
@@ -3054,7 +2760,7 @@
               <w:rPr>
                 <w:rFonts w:ascii="TH Sarabun New" w:hAnsi="TH Sarabun New" w:eastAsia="TH Sarabun New"/>
                 <w:b w:val="0"/>
-                <w:color w:val="1A2F4E"/>
+                <w:color w:val="000000"/>
                 <w:sz w:val="26"/>
               </w:rPr>
               <w:t>admin1</w:t>
@@ -3064,7 +2770,6 @@
         <w:tc>
           <w:tcPr>
             <w:tcW w:type="dxa" w:w="1814"/>
-            <w:shd w:val="clear" w:color="auto" w:fill="D0E4F8"/>
           </w:tcPr>
           <w:p>
             <w:pPr>
@@ -3075,7 +2780,7 @@
               <w:rPr>
                 <w:rFonts w:ascii="TH Sarabun New" w:hAnsi="TH Sarabun New" w:eastAsia="TH Sarabun New"/>
                 <w:b w:val="0"/>
-                <w:color w:val="1A2F4E"/>
+                <w:color w:val="000000"/>
                 <w:sz w:val="26"/>
               </w:rPr>
               <w:t>ผู้ดูแลระบบ</w:t>
@@ -3085,7 +2790,6 @@
         <w:tc>
           <w:tcPr>
             <w:tcW w:type="dxa" w:w="1814"/>
-            <w:shd w:val="clear" w:color="auto" w:fill="D0E4F8"/>
           </w:tcPr>
           <w:p>
             <w:pPr>
@@ -3096,7 +2800,7 @@
               <w:rPr>
                 <w:rFonts w:ascii="TH Sarabun New" w:hAnsi="TH Sarabun New" w:eastAsia="TH Sarabun New"/>
                 <w:b w:val="0"/>
-                <w:color w:val="1A2F4E"/>
+                <w:color w:val="000000"/>
                 <w:sz w:val="26"/>
               </w:rPr>
               <w:t>admin1234</w:t>
@@ -3106,7 +2810,6 @@
         <w:tc>
           <w:tcPr>
             <w:tcW w:type="dxa" w:w="1814"/>
-            <w:shd w:val="clear" w:color="auto" w:fill="D0E4F8"/>
           </w:tcPr>
           <w:p>
             <w:pPr>
@@ -3117,7 +2820,7 @@
               <w:rPr>
                 <w:rFonts w:ascii="TH Sarabun New" w:hAnsi="TH Sarabun New" w:eastAsia="TH Sarabun New"/>
                 <w:b w:val="0"/>
-                <w:color w:val="1A2F4E"/>
+                <w:color w:val="000000"/>
                 <w:sz w:val="26"/>
               </w:rPr>
               <w:t>Super Admin</w:t>
@@ -3127,7 +2830,6 @@
         <w:tc>
           <w:tcPr>
             <w:tcW w:type="dxa" w:w="1814"/>
-            <w:shd w:val="clear" w:color="auto" w:fill="D0E4F8"/>
           </w:tcPr>
           <w:p>
             <w:pPr>
@@ -3138,7 +2840,7 @@
               <w:rPr>
                 <w:rFonts w:ascii="TH Sarabun New" w:hAnsi="TH Sarabun New" w:eastAsia="TH Sarabun New"/>
                 <w:b w:val="0"/>
-                <w:color w:val="1A2F4E"/>
+                <w:color w:val="000000"/>
                 <w:sz w:val="26"/>
               </w:rPr>
               <w:t>👑 สูงสุด</w:t>
@@ -3150,7 +2852,6 @@
         <w:tc>
           <w:tcPr>
             <w:tcW w:type="dxa" w:w="1814"/>
-            <w:shd w:val="clear" w:color="auto" w:fill="D0E4F8"/>
           </w:tcPr>
           <w:p>
             <w:pPr>
@@ -3161,7 +2862,7 @@
               <w:rPr>
                 <w:rFonts w:ascii="TH Sarabun New" w:hAnsi="TH Sarabun New" w:eastAsia="TH Sarabun New"/>
                 <w:b w:val="0"/>
-                <w:color w:val="1A2F4E"/>
+                <w:color w:val="000000"/>
                 <w:sz w:val="26"/>
               </w:rPr>
               <w:t>admin3</w:t>
@@ -3171,7 +2872,6 @@
         <w:tc>
           <w:tcPr>
             <w:tcW w:type="dxa" w:w="1814"/>
-            <w:shd w:val="clear" w:color="auto" w:fill="D0E4F8"/>
           </w:tcPr>
           <w:p>
             <w:pPr>
@@ -3182,7 +2882,7 @@
               <w:rPr>
                 <w:rFonts w:ascii="TH Sarabun New" w:hAnsi="TH Sarabun New" w:eastAsia="TH Sarabun New"/>
                 <w:b w:val="0"/>
-                <w:color w:val="1A2F4E"/>
+                <w:color w:val="000000"/>
                 <w:sz w:val="26"/>
               </w:rPr>
               <w:t>กศ.รร.ขส.ขส.ทบ.</w:t>
@@ -3192,7 +2892,6 @@
         <w:tc>
           <w:tcPr>
             <w:tcW w:type="dxa" w:w="1814"/>
-            <w:shd w:val="clear" w:color="auto" w:fill="D0E4F8"/>
           </w:tcPr>
           <w:p>
             <w:pPr>
@@ -3203,7 +2902,7 @@
               <w:rPr>
                 <w:rFonts w:ascii="TH Sarabun New" w:hAnsi="TH Sarabun New" w:eastAsia="TH Sarabun New"/>
                 <w:b w:val="0"/>
-                <w:color w:val="1A2F4E"/>
+                <w:color w:val="000000"/>
                 <w:sz w:val="26"/>
               </w:rPr>
               <w:t>123456</w:t>
@@ -3213,7 +2912,6 @@
         <w:tc>
           <w:tcPr>
             <w:tcW w:type="dxa" w:w="1814"/>
-            <w:shd w:val="clear" w:color="auto" w:fill="D0E4F8"/>
           </w:tcPr>
           <w:p>
             <w:pPr>
@@ -3224,7 +2922,7 @@
               <w:rPr>
                 <w:rFonts w:ascii="TH Sarabun New" w:hAnsi="TH Sarabun New" w:eastAsia="TH Sarabun New"/>
                 <w:b w:val="0"/>
-                <w:color w:val="1A2F4E"/>
+                <w:color w:val="000000"/>
                 <w:sz w:val="26"/>
               </w:rPr>
               <w:t>Super Admin</w:t>
@@ -3234,7 +2932,6 @@
         <w:tc>
           <w:tcPr>
             <w:tcW w:type="dxa" w:w="1814"/>
-            <w:shd w:val="clear" w:color="auto" w:fill="D0E4F8"/>
           </w:tcPr>
           <w:p>
             <w:pPr>
@@ -3245,7 +2942,7 @@
               <w:rPr>
                 <w:rFonts w:ascii="TH Sarabun New" w:hAnsi="TH Sarabun New" w:eastAsia="TH Sarabun New"/>
                 <w:b w:val="0"/>
-                <w:color w:val="1A2F4E"/>
+                <w:color w:val="000000"/>
                 <w:sz w:val="26"/>
               </w:rPr>
               <w:t>👑 สูงสุด</w:t>
@@ -3257,7 +2954,6 @@
         <w:tc>
           <w:tcPr>
             <w:tcW w:type="dxa" w:w="1814"/>
-            <w:shd w:val="clear" w:color="auto" w:fill="F4F6F9"/>
           </w:tcPr>
           <w:p>
             <w:pPr>
@@ -3278,7 +2974,6 @@
         <w:tc>
           <w:tcPr>
             <w:tcW w:type="dxa" w:w="1814"/>
-            <w:shd w:val="clear" w:color="auto" w:fill="F4F6F9"/>
           </w:tcPr>
           <w:p>
             <w:pPr>
@@ -3299,7 +2994,6 @@
         <w:tc>
           <w:tcPr>
             <w:tcW w:type="dxa" w:w="1814"/>
-            <w:shd w:val="clear" w:color="auto" w:fill="F4F6F9"/>
           </w:tcPr>
           <w:p>
             <w:pPr>
@@ -3320,7 +3014,6 @@
         <w:tc>
           <w:tcPr>
             <w:tcW w:type="dxa" w:w="1814"/>
-            <w:shd w:val="clear" w:color="auto" w:fill="F4F6F9"/>
           </w:tcPr>
           <w:p>
             <w:pPr>
@@ -3341,7 +3034,6 @@
         <w:tc>
           <w:tcPr>
             <w:tcW w:type="dxa" w:w="1814"/>
-            <w:shd w:val="clear" w:color="auto" w:fill="F4F6F9"/>
           </w:tcPr>
           <w:p>
             <w:pPr>
@@ -3364,7 +3056,6 @@
         <w:tc>
           <w:tcPr>
             <w:tcW w:type="dxa" w:w="1814"/>
-            <w:shd w:val="clear" w:color="auto" w:fill="FFFFFF"/>
           </w:tcPr>
           <w:p>
             <w:pPr>
@@ -3385,7 +3076,6 @@
         <w:tc>
           <w:tcPr>
             <w:tcW w:type="dxa" w:w="1814"/>
-            <w:shd w:val="clear" w:color="auto" w:fill="FFFFFF"/>
           </w:tcPr>
           <w:p>
             <w:pPr>
@@ -3406,7 +3096,6 @@
         <w:tc>
           <w:tcPr>
             <w:tcW w:type="dxa" w:w="1814"/>
-            <w:shd w:val="clear" w:color="auto" w:fill="FFFFFF"/>
           </w:tcPr>
           <w:p>
             <w:pPr>
@@ -3427,7 +3116,6 @@
         <w:tc>
           <w:tcPr>
             <w:tcW w:type="dxa" w:w="1814"/>
-            <w:shd w:val="clear" w:color="auto" w:fill="FFFFFF"/>
           </w:tcPr>
           <w:p>
             <w:pPr>
@@ -3448,7 +3136,6 @@
         <w:tc>
           <w:tcPr>
             <w:tcW w:type="dxa" w:w="1814"/>
-            <w:shd w:val="clear" w:color="auto" w:fill="FFFFFF"/>
           </w:tcPr>
           <w:p>
             <w:pPr>
@@ -3471,7 +3158,6 @@
         <w:tc>
           <w:tcPr>
             <w:tcW w:type="dxa" w:w="1814"/>
-            <w:shd w:val="clear" w:color="auto" w:fill="F4F6F9"/>
           </w:tcPr>
           <w:p>
             <w:pPr>
@@ -3492,7 +3178,6 @@
         <w:tc>
           <w:tcPr>
             <w:tcW w:type="dxa" w:w="1814"/>
-            <w:shd w:val="clear" w:color="auto" w:fill="F4F6F9"/>
           </w:tcPr>
           <w:p>
             <w:pPr>
@@ -3513,7 +3198,6 @@
         <w:tc>
           <w:tcPr>
             <w:tcW w:type="dxa" w:w="1814"/>
-            <w:shd w:val="clear" w:color="auto" w:fill="F4F6F9"/>
           </w:tcPr>
           <w:p>
             <w:pPr>
@@ -3534,7 +3218,6 @@
         <w:tc>
           <w:tcPr>
             <w:tcW w:type="dxa" w:w="1814"/>
-            <w:shd w:val="clear" w:color="auto" w:fill="F4F6F9"/>
           </w:tcPr>
           <w:p>
             <w:pPr>
@@ -3555,7 +3238,6 @@
         <w:tc>
           <w:tcPr>
             <w:tcW w:type="dxa" w:w="1814"/>
-            <w:shd w:val="clear" w:color="auto" w:fill="F4F6F9"/>
           </w:tcPr>
           <w:p>
             <w:pPr>
@@ -3576,59 +3258,38 @@
       </w:tr>
     </w:tbl>
     <w:p/>
-    <w:tbl>
-      <w:tblPr>
-        <w:tblStyle w:val="TableGrid"/>
-        <w:tblW w:type="auto" w:w="0"/>
-        <w:jc w:val="center"/>
-        <w:tblLook w:firstColumn="1" w:firstRow="1" w:lastColumn="0" w:lastRow="0" w:noHBand="0" w:noVBand="1" w:val="04A0"/>
-      </w:tblPr>
-      <w:tblGrid>
-        <w:gridCol w:w="9072"/>
-      </w:tblGrid>
-      <w:tr>
-        <w:tc>
-          <w:tcPr>
-            <w:tcW w:type="dxa" w:w="9072"/>
-            <w:shd w:val="clear" w:color="auto" w:fill="1A2F4E"/>
-            <w:tcBorders>
-              <w:top w:val="single" w:sz="6" w:space="0" w:color="C89F2E"/>
-              <w:bottom w:val="single" w:sz="6" w:space="0" w:color="C89F2E"/>
-            </w:tcBorders>
-          </w:tcPr>
-          <w:p>
-            <w:pPr>
-              <w:spacing w:before="120" w:after="120"/>
-              <w:jc w:val="center"/>
-            </w:pPr>
-            <w:r>
-              <w:rPr>
-                <w:rFonts w:ascii="TH Sarabun New" w:hAnsi="TH Sarabun New" w:eastAsia="TH Sarabun New"/>
-                <w:b/>
-                <w:color w:val="FFFFFF"/>
-                <w:sz w:val="36"/>
-              </w:rPr>
-              <w:t>06  วิธีเข้าใช้งาน</w:t>
-            </w:r>
-          </w:p>
-          <w:p>
-            <w:pPr>
-              <w:spacing w:before="0" w:after="80"/>
-              <w:jc w:val="center"/>
-            </w:pPr>
-            <w:r>
-              <w:rPr>
-                <w:rFonts w:ascii="TH Sarabun New" w:hAnsi="TH Sarabun New" w:eastAsia="TH Sarabun New"/>
-                <w:color w:val="D0D8E4"/>
-                <w:sz w:val="26"/>
-              </w:rPr>
-              <w:t>How to Access</w:t>
-            </w:r>
-          </w:p>
-        </w:tc>
-      </w:tr>
-    </w:tbl>
-    <w:p/>
+    <w:p>
+      <w:pPr>
+        <w:keepNext/>
+        <w:spacing w:before="280" w:after="80"/>
+        <w:jc w:val="left"/>
+      </w:pPr>
+      <w:r>
+        <w:rPr>
+          <w:rFonts w:ascii="TH Sarabun New" w:hAnsi="TH Sarabun New" w:eastAsia="TH Sarabun New"/>
+          <w:b/>
+          <w:color w:val="000000"/>
+          <w:sz w:val="32"/>
+        </w:rPr>
+        <w:t>06. วิธีเข้าใช้งาน</w:t>
+      </w:r>
+    </w:p>
+    <w:p>
+      <w:pPr>
+        <w:keepNext/>
+        <w:spacing w:before="0" w:after="120"/>
+        <w:jc w:val="left"/>
+      </w:pPr>
+      <w:r>
+        <w:rPr>
+          <w:rFonts w:ascii="TH Sarabun New" w:hAnsi="TH Sarabun New" w:eastAsia="TH Sarabun New"/>
+          <w:i/>
+          <w:color w:val="000000"/>
+          <w:sz w:val="26"/>
+        </w:rPr>
+        <w:t>(How to Access)</w:t>
+      </w:r>
+    </w:p>
     <w:tbl>
       <w:tblPr>
         <w:tblStyle w:val="TableGrid"/>
@@ -3644,7 +3305,6 @@
         <w:tc>
           <w:tcPr>
             <w:tcW w:type="dxa" w:w="3024"/>
-            <w:shd w:val="clear" w:color="auto" w:fill="1A2F4E"/>
           </w:tcPr>
           <w:p>
             <w:pPr>
@@ -3656,7 +3316,7 @@
                 <w:rFonts w:ascii="TH Sarabun New" w:hAnsi="TH Sarabun New" w:eastAsia="TH Sarabun New"/>
                 <w:b w:val="0"/>
                 <w:i w:val="0"/>
-                <w:color w:val="FFFFFF"/>
+                <w:color w:val="000000"/>
                 <w:sz w:val="36"/>
               </w:rPr>
               <w:t>🌐</w:t>
@@ -3666,7 +3326,6 @@
         <w:tc>
           <w:tcPr>
             <w:tcW w:type="dxa" w:w="3024"/>
-            <w:shd w:val="clear" w:color="auto" w:fill="D0E4F8"/>
           </w:tcPr>
           <w:p>
             <w:pPr>
@@ -3676,7 +3335,7 @@
               <w:rPr>
                 <w:rFonts w:ascii="TH Sarabun New" w:hAnsi="TH Sarabun New" w:eastAsia="TH Sarabun New"/>
                 <w:b/>
-                <w:color w:val="1A2F4E"/>
+                <w:color w:val="000000"/>
                 <w:sz w:val="26"/>
               </w:rPr>
               <w:t>ขั้นที่ 1: เปิด Browser</w:t>
@@ -3686,7 +3345,6 @@
         <w:tc>
           <w:tcPr>
             <w:tcW w:type="dxa" w:w="3024"/>
-            <w:shd w:val="clear" w:color="auto" w:fill="D0E4F8"/>
           </w:tcPr>
           <w:p>
             <w:pPr>
@@ -3709,7 +3367,6 @@
         <w:tc>
           <w:tcPr>
             <w:tcW w:type="dxa" w:w="3024"/>
-            <w:shd w:val="clear" w:color="auto" w:fill="2D5A8E"/>
           </w:tcPr>
           <w:p>
             <w:pPr>
@@ -3721,7 +3378,7 @@
                 <w:rFonts w:ascii="TH Sarabun New" w:hAnsi="TH Sarabun New" w:eastAsia="TH Sarabun New"/>
                 <w:b w:val="0"/>
                 <w:i w:val="0"/>
-                <w:color w:val="FFFFFF"/>
+                <w:color w:val="000000"/>
                 <w:sz w:val="36"/>
               </w:rPr>
               <w:t>🔗</w:t>
@@ -3731,7 +3388,6 @@
         <w:tc>
           <w:tcPr>
             <w:tcW w:type="dxa" w:w="3024"/>
-            <w:shd w:val="clear" w:color="auto" w:fill="FFFFFF"/>
           </w:tcPr>
           <w:p>
             <w:pPr>
@@ -3741,7 +3397,7 @@
               <w:rPr>
                 <w:rFonts w:ascii="TH Sarabun New" w:hAnsi="TH Sarabun New" w:eastAsia="TH Sarabun New"/>
                 <w:b/>
-                <w:color w:val="1A2F4E"/>
+                <w:color w:val="000000"/>
                 <w:sz w:val="26"/>
               </w:rPr>
               <w:t>ขั้นที่ 2: เข้าสู่ URL</w:t>
@@ -3751,7 +3407,6 @@
         <w:tc>
           <w:tcPr>
             <w:tcW w:type="dxa" w:w="3024"/>
-            <w:shd w:val="clear" w:color="auto" w:fill="FFFFFF"/>
           </w:tcPr>
           <w:p>
             <w:pPr>
@@ -3774,7 +3429,6 @@
         <w:tc>
           <w:tcPr>
             <w:tcW w:type="dxa" w:w="3024"/>
-            <w:shd w:val="clear" w:color="auto" w:fill="1B6B2E"/>
           </w:tcPr>
           <w:p>
             <w:pPr>
@@ -3786,7 +3440,7 @@
                 <w:rFonts w:ascii="TH Sarabun New" w:hAnsi="TH Sarabun New" w:eastAsia="TH Sarabun New"/>
                 <w:b w:val="0"/>
                 <w:i w:val="0"/>
-                <w:color w:val="FFFFFF"/>
+                <w:color w:val="000000"/>
                 <w:sz w:val="36"/>
               </w:rPr>
               <w:t>🔐</w:t>
@@ -3796,7 +3450,6 @@
         <w:tc>
           <w:tcPr>
             <w:tcW w:type="dxa" w:w="3024"/>
-            <w:shd w:val="clear" w:color="auto" w:fill="D0E4F8"/>
           </w:tcPr>
           <w:p>
             <w:pPr>
@@ -3806,7 +3459,7 @@
               <w:rPr>
                 <w:rFonts w:ascii="TH Sarabun New" w:hAnsi="TH Sarabun New" w:eastAsia="TH Sarabun New"/>
                 <w:b/>
-                <w:color w:val="1A2F4E"/>
+                <w:color w:val="000000"/>
                 <w:sz w:val="26"/>
               </w:rPr>
               <w:t>ขั้นที่ 3: Login</w:t>
@@ -3816,7 +3469,6 @@
         <w:tc>
           <w:tcPr>
             <w:tcW w:type="dxa" w:w="3024"/>
-            <w:shd w:val="clear" w:color="auto" w:fill="D0E4F8"/>
           </w:tcPr>
           <w:p>
             <w:pPr>
@@ -3839,7 +3491,6 @@
         <w:tc>
           <w:tcPr>
             <w:tcW w:type="dxa" w:w="3024"/>
-            <w:shd w:val="clear" w:color="auto" w:fill="C46A00"/>
           </w:tcPr>
           <w:p>
             <w:pPr>
@@ -3851,7 +3502,7 @@
                 <w:rFonts w:ascii="TH Sarabun New" w:hAnsi="TH Sarabun New" w:eastAsia="TH Sarabun New"/>
                 <w:b w:val="0"/>
                 <w:i w:val="0"/>
-                <w:color w:val="FFFFFF"/>
+                <w:color w:val="000000"/>
                 <w:sz w:val="36"/>
               </w:rPr>
               <w:t>📋</w:t>
@@ -3861,7 +3512,6 @@
         <w:tc>
           <w:tcPr>
             <w:tcW w:type="dxa" w:w="3024"/>
-            <w:shd w:val="clear" w:color="auto" w:fill="FFFFFF"/>
           </w:tcPr>
           <w:p>
             <w:pPr>
@@ -3871,7 +3521,7 @@
               <w:rPr>
                 <w:rFonts w:ascii="TH Sarabun New" w:hAnsi="TH Sarabun New" w:eastAsia="TH Sarabun New"/>
                 <w:b/>
-                <w:color w:val="1A2F4E"/>
+                <w:color w:val="000000"/>
                 <w:sz w:val="26"/>
               </w:rPr>
               <w:t>ขั้นที่ 4: เลือกหลักสูตร</w:t>
@@ -3881,7 +3531,6 @@
         <w:tc>
           <w:tcPr>
             <w:tcW w:type="dxa" w:w="3024"/>
-            <w:shd w:val="clear" w:color="auto" w:fill="FFFFFF"/>
           </w:tcPr>
           <w:p>
             <w:pPr>
@@ -3904,7 +3553,6 @@
         <w:tc>
           <w:tcPr>
             <w:tcW w:type="dxa" w:w="3024"/>
-            <w:shd w:val="clear" w:color="auto" w:fill="8B1A1A"/>
           </w:tcPr>
           <w:p>
             <w:pPr>
@@ -3916,7 +3564,7 @@
                 <w:rFonts w:ascii="TH Sarabun New" w:hAnsi="TH Sarabun New" w:eastAsia="TH Sarabun New"/>
                 <w:b w:val="0"/>
                 <w:i w:val="0"/>
-                <w:color w:val="FFFFFF"/>
+                <w:color w:val="000000"/>
                 <w:sz w:val="36"/>
               </w:rPr>
               <w:t>💾</w:t>
@@ -3926,7 +3574,6 @@
         <w:tc>
           <w:tcPr>
             <w:tcW w:type="dxa" w:w="3024"/>
-            <w:shd w:val="clear" w:color="auto" w:fill="D0E4F8"/>
           </w:tcPr>
           <w:p>
             <w:pPr>
@@ -3936,7 +3583,7 @@
               <w:rPr>
                 <w:rFonts w:ascii="TH Sarabun New" w:hAnsi="TH Sarabun New" w:eastAsia="TH Sarabun New"/>
                 <w:b/>
-                <w:color w:val="1A2F4E"/>
+                <w:color w:val="000000"/>
                 <w:sz w:val="26"/>
               </w:rPr>
               <w:t>ขั้นที่ 5: บันทึกการแก้ไข</w:t>
@@ -3946,7 +3593,6 @@
         <w:tc>
           <w:tcPr>
             <w:tcW w:type="dxa" w:w="3024"/>
-            <w:shd w:val="clear" w:color="auto" w:fill="D0E4F8"/>
           </w:tcPr>
           <w:p>
             <w:pPr>
@@ -3980,10 +3626,6 @@
         <w:tc>
           <w:tcPr>
             <w:tcW w:type="dxa" w:w="9072"/>
-            <w:shd w:val="clear" w:color="auto" w:fill="FFF0CC"/>
-            <w:tcBorders>
-              <w:left w:val="single" w:sz="16" w:space="0" w:color="C46A00"/>
-            </w:tcBorders>
           </w:tcPr>
           <w:p>
             <w:pPr>
@@ -3993,7 +3635,7 @@
               <w:rPr>
                 <w:rFonts w:ascii="TH Sarabun New" w:hAnsi="TH Sarabun New" w:eastAsia="TH Sarabun New"/>
                 <w:b/>
-                <w:color w:val="C46A00"/>
+                <w:color w:val="000000"/>
                 <w:sz w:val="28"/>
               </w:rPr>
               <w:t xml:space="preserve">  ⚠️  หมายเหตุสำคัญ</w:t>

--- a/docs/timetable_system_manual.docx
+++ b/docs/timetable_system_manual.docx
@@ -224,7 +224,7 @@
     <w:p>
       <w:pPr>
         <w:spacing w:before="0" w:after="200"/>
-        <w:jc w:val="left"/>
+        <w:jc w:val="both"/>
       </w:pPr>
       <w:r>
         <w:rPr>
@@ -234,7 +234,7 @@
           <w:color w:val="000000"/>
           <w:sz w:val="28"/>
         </w:rPr>
-        <w:t>ระบบตารางสอนประจำสัปดาห์ คือ เว็บแอปพลิเคชันสำหรับจัดการตารางสอน ของโรงเรียนทหารขนส่ง กรมการขนส่งทหารบก  พัฒนาในรูปแบบ Single Page Application (SPA) ทำงานผ่าน Browser ทุกเครื่อง ไม่ต้องติดตั้งโปรแกรมใดๆ และข้อมูลซิงค์แบบ Real-Time ระหว่างผู้ใช้ทุกคนพร้อมกัน</w:t>
+        <w:t>ระบบ​ตารางสอน​ประจำสัปดาห์ คือ เว็บ​แอปพลิเคชัน​สำหรับ​จัดการ​ตารางสอน ของ​โรงเรียน​ทหาร​ขนส่ง กรม​การขนส่ง​ทหารบก  พัฒนา​ใน​รูปแบบ Single Page Application (SPA) ทำงาน​ผ่าน Browser ทุก​เครื่อง ไม่ต้อง​ติดตั้ง​โปรแกรม​ใดๆ และ​ข้อมูล​ซิงค์​แบบ Real-Time ระหว่าง​ผู้ใช้​ทุกคน​พร้อมกัน</w:t>
       </w:r>
     </w:p>
     <w:tbl>
@@ -449,7 +449,7 @@
     <w:p>
       <w:pPr>
         <w:spacing w:before="120" w:after="80"/>
-        <w:jc w:val="left"/>
+        <w:jc w:val="both"/>
       </w:pPr>
       <w:r>
         <w:rPr>
@@ -459,7 +459,7 @@
           <w:color w:val="000000"/>
           <w:sz w:val="30"/>
         </w:rPr>
-        <w:t>✦  คุณสมบัติหลักของระบบ</w:t>
+        <w:t>✦  คุณสมบัติ​หลัก​ของ​ระบบ</w:t>
       </w:r>
     </w:p>
     <w:tbl>
@@ -907,7 +907,7 @@
     <w:p>
       <w:pPr>
         <w:spacing w:before="0" w:after="200"/>
-        <w:jc w:val="left"/>
+        <w:jc w:val="both"/>
       </w:pPr>
       <w:r>
         <w:rPr>
@@ -917,7 +917,7 @@
           <w:color w:val="000000"/>
           <w:sz w:val="28"/>
         </w:rPr>
-        <w:t>ระบบประกอบด้วย 3 ชั้นหลัก ทำงานร่วมกันโดยไม่มี Server กลางของตนเอง</w:t>
+        <w:t>ระบบ​ประกอบด้วย 3 ชั้น​หลัก ทำงาน​ร่วมกัน​โดย​ไม่​มี Server กลาง​ของ​ตนเอง</w:t>
       </w:r>
     </w:p>
     <w:tbl>
@@ -1305,7 +1305,7 @@
     <w:p>
       <w:pPr>
         <w:spacing w:before="120" w:after="80"/>
-        <w:jc w:val="left"/>
+        <w:jc w:val="both"/>
       </w:pPr>
       <w:r>
         <w:rPr>
@@ -1315,7 +1315,7 @@
           <w:color w:val="000000"/>
           <w:sz w:val="30"/>
         </w:rPr>
-        <w:t>✦  การไหลของข้อมูล (Data Flow)</w:t>
+        <w:t>✦  การ​ไหล​ของ​ข้อมูล (Data Flow)</w:t>
       </w:r>
     </w:p>
     <w:tbl>
@@ -1969,7 +1969,7 @@
     <w:p>
       <w:pPr>
         <w:spacing w:before="0" w:after="200"/>
-        <w:jc w:val="left"/>
+        <w:jc w:val="both"/>
       </w:pPr>
       <w:r>
         <w:rPr>
@@ -1979,7 +1979,7 @@
           <w:color w:val="000000"/>
           <w:sz w:val="28"/>
         </w:rPr>
-        <w:t>ระบบแบ่งผู้ใช้งานออกเป็น 3 กลุ่ม แต่ละกลุ่มมีสิทธิ์การเข้าถึงที่แตกต่างกัน</w:t>
+        <w:t>ระบบ​แบ่ง​ผู้ใช้งาน​ออก​เป็น 3 กลุ่ม แต่ละ​กลุ่ม​มีสิทธิ์​การ​เข้า​ถึงที่​แตก​ต่างกัน</w:t>
       </w:r>
     </w:p>
     <w:tbl>
@@ -2617,7 +2617,7 @@
     <w:p>
       <w:pPr>
         <w:spacing w:before="0" w:after="160"/>
-        <w:jc w:val="left"/>
+        <w:jc w:val="both"/>
       </w:pPr>
       <w:r>
         <w:rPr>
@@ -2627,7 +2627,7 @@
           <w:color w:val="000000"/>
           <w:sz w:val="28"/>
         </w:rPr>
-        <w:t>ผู้ใช้งานที่ลงทะเบียนในระบบ ณ ปัจจุบัน</w:t>
+        <w:t>ผู้ใช้งาน​ที่​ลงทะเบียน​ใน​ระบบ ณ ปัจจุบัน</w:t>
       </w:r>
     </w:p>
     <w:tbl>
